--- a/Makalah MTK Al Fanur.docx
+++ b/Makalah MTK Al Fanur.docx
@@ -111,6 +111,52 @@
         <w:rPr>
           <w:rFonts w:ascii="Arial" w:hAnsi="Arial"/>
         </w:rPr>
+        <w:drawing>
+          <wp:anchor distT="0" distB="0" distL="0" distR="0" simplePos="0" relativeHeight="2" behindDoc="0" locked="0" layoutInCell="0" allowOverlap="1">
+            <wp:simplePos x="0" y="0"/>
+            <wp:positionH relativeFrom="column">
+              <wp:posOffset>1089660</wp:posOffset>
+            </wp:positionH>
+            <wp:positionV relativeFrom="paragraph">
+              <wp:posOffset>86360</wp:posOffset>
+            </wp:positionV>
+            <wp:extent cx="3924300" cy="4946650"/>
+            <wp:effectExtent l="0" t="0" r="0" b="0"/>
+            <wp:wrapSquare wrapText="largest"/>
+            <wp:docPr id="1" name="Citra1"/>
+            <wp:cNvGraphicFramePr>
+              <a:graphicFrameLocks xmlns:a="http://schemas.openxmlformats.org/drawingml/2006/main" noChangeAspect="1"/>
+            </wp:cNvGraphicFramePr>
+            <a:graphic xmlns:a="http://schemas.openxmlformats.org/drawingml/2006/main">
+              <a:graphicData uri="http://schemas.openxmlformats.org/drawingml/2006/picture">
+                <pic:pic xmlns:pic="http://schemas.openxmlformats.org/drawingml/2006/picture">
+                  <pic:nvPicPr>
+                    <pic:cNvPr id="1" name="Citra1"/>
+                    <pic:cNvPicPr>
+                      <a:picLocks noChangeAspect="1" noChangeArrowheads="1"/>
+                    </pic:cNvPicPr>
+                  </pic:nvPicPr>
+                  <pic:blipFill>
+                    <a:blip r:embed="rId2"/>
+                    <a:stretch>
+                      <a:fillRect/>
+                    </a:stretch>
+                  </pic:blipFill>
+                  <pic:spPr bwMode="auto">
+                    <a:xfrm>
+                      <a:off x="0" y="0"/>
+                      <a:ext cx="3924300" cy="4946650"/>
+                    </a:xfrm>
+                    <a:prstGeom prst="rect">
+                      <a:avLst/>
+                    </a:prstGeom>
+                    <a:noFill/>
+                  </pic:spPr>
+                </pic:pic>
+              </a:graphicData>
+            </a:graphic>
+          </wp:anchor>
+        </w:drawing>
       </w:r>
     </w:p>
     <w:p>
@@ -465,7 +511,8 @@
       </w:pPr>
       <w:r>
         <w:rPr>
-          <w:rFonts w:ascii="Arial" w:hAnsi="Arial"/>
+          <w:sz w:val="32"/>
+          <w:szCs w:val="32"/>
         </w:rPr>
       </w:r>
     </w:p>
@@ -562,47 +609,7 @@
           <w:i w:val="false"/>
           <w:iCs w:val="false"/>
         </w:rPr>
-        <w:t xml:space="preserve"> </w:t>
-      </w:r>
-      <w:r>
-        <w:rPr>
-          <w:rFonts w:ascii="Arial" w:hAnsi="Arial"/>
-          <w:b/>
-          <w:bCs/>
-          <w:i w:val="false"/>
-          <w:iCs w:val="false"/>
-        </w:rPr>
-        <w:t>“Korelasi dan Macam-Macam Je</w:t>
-      </w:r>
-      <w:r>
-        <w:rPr>
-          <w:rFonts w:ascii="Arial" w:hAnsi="Arial"/>
-          <w:b/>
-          <w:bCs/>
-          <w:i w:val="false"/>
-          <w:iCs w:val="false"/>
-        </w:rPr>
-        <w:t>nisnya Dalam Stati</w:t>
-      </w:r>
-      <w:r>
-        <w:rPr>
-          <w:rFonts w:ascii="Arial" w:hAnsi="Arial"/>
-          <w:b/>
-          <w:bCs/>
-          <w:i w:val="false"/>
-          <w:iCs w:val="false"/>
-        </w:rPr>
-        <w:t>stik</w:t>
-      </w:r>
-      <w:r>
-        <w:rPr>
-          <w:rFonts w:ascii="Arial" w:hAnsi="Arial"/>
-          <w:b/>
-          <w:bCs/>
-          <w:i w:val="false"/>
-          <w:iCs w:val="false"/>
-        </w:rPr>
-        <w:t xml:space="preserve">a” </w:t>
+        <w:t xml:space="preserve"> “Korelasi dan Macam-Macam Jenisnya Dalam Statistika” </w:t>
       </w:r>
       <w:r>
         <w:rPr>
@@ -1029,1285 +1036,1105 @@
         <w:br/>
         <w:t>1.1 Latar Belakang ............................................................................................................. 1</w:t>
         <w:br/>
-        <w:t xml:space="preserve">1.2 Identifikasi Masalah ...................................................................................................... </w:t>
-      </w:r>
-      <w:r>
-        <w:rPr>
-          <w:rFonts w:ascii="Arial" w:hAnsi="Arial"/>
-        </w:rPr>
-        <w:t>1</w:t>
-      </w:r>
-      <w:r>
-        <w:rPr>
-          <w:rFonts w:ascii="Arial" w:hAnsi="Arial"/>
-        </w:rPr>
+        <w:t>1.2 Identifikasi Masalah ...................................................................................................... 1</w:t>
         <w:br/>
         <w:t>1.3 Perumusan Masalah ..................................................................................................... 2</w:t>
         <w:br/>
-        <w:t xml:space="preserve">1.4 Manfaat ......................................................................................................................... </w:t>
-      </w:r>
-      <w:r>
-        <w:rPr>
-          <w:rFonts w:ascii="Arial" w:hAnsi="Arial"/>
+        <w:t>1.4 Manfaat ......................................................................................................................... 2</w:t>
+      </w:r>
+    </w:p>
+    <w:p>
+      <w:pPr>
+        <w:pStyle w:val="BodyText"/>
+        <w:bidi w:val="0"/>
+        <w:spacing w:lineRule="auto" w:line="360"/>
+        <w:jc w:val="start"/>
+        <w:rPr>
+          <w:rFonts w:ascii="Arial" w:hAnsi="Arial"/>
+        </w:rPr>
+      </w:pPr>
+      <w:r>
+        <w:rPr>
+          <w:rFonts w:ascii="Arial" w:hAnsi="Arial"/>
+          <w:b/>
+          <w:bCs/>
+        </w:rPr>
+        <w:t>BAB II PEMBAHASAN ...................................................................................................... 2</w:t>
+      </w:r>
+      <w:r>
+        <w:rPr>
+          <w:rFonts w:ascii="Arial" w:hAnsi="Arial"/>
+        </w:rPr>
+        <w:br/>
+        <w:t>2.1 Pengertian Korelasi ...................................................................................................... 2</w:t>
+        <w:br/>
+        <w:t>2.2 Macam-Macam Korelasi ............................................................................................... 3</w:t>
+        <w:br/>
+        <w:t>2.3 Kekuatan Korelasi ......................................................................................................... 4</w:t>
+        <w:br/>
+        <w:t>2.4 Contoh dan Analisis Korelasi ...................................................... ..................................5</w:t>
+        <w:br/>
+        <w:t>2.5 Pentingnya Korelasi ...................................................................................................... 5</w:t>
+      </w:r>
+    </w:p>
+    <w:p>
+      <w:pPr>
+        <w:pStyle w:val="BodyText"/>
+        <w:bidi w:val="0"/>
+        <w:spacing w:lineRule="auto" w:line="360"/>
+        <w:jc w:val="start"/>
+        <w:rPr>
+          <w:rFonts w:ascii="Arial" w:hAnsi="Arial"/>
+        </w:rPr>
+      </w:pPr>
+      <w:r>
+        <w:rPr>
+          <w:rFonts w:ascii="Arial" w:hAnsi="Arial"/>
+          <w:b/>
+          <w:bCs/>
+        </w:rPr>
+        <w:t>BAB III PENUTUP .............................................................................................................. 6</w:t>
+      </w:r>
+      <w:r>
+        <w:rPr>
+          <w:rFonts w:ascii="Arial" w:hAnsi="Arial"/>
+        </w:rPr>
+        <w:br/>
+        <w:t>3.1 Kesimpulan ................................................................................................................... 6</w:t>
+        <w:br/>
+        <w:t>3.2 Saran .............................................................................................................................6</w:t>
+      </w:r>
+    </w:p>
+    <w:p>
+      <w:pPr>
+        <w:pStyle w:val="BodyText"/>
+        <w:bidi w:val="0"/>
+        <w:spacing w:lineRule="auto" w:line="360"/>
+        <w:jc w:val="start"/>
+        <w:rPr>
+          <w:rFonts w:ascii="Arial" w:hAnsi="Arial"/>
+        </w:rPr>
+      </w:pPr>
+      <w:r>
+        <w:rPr>
+          <w:rFonts w:ascii="Arial" w:hAnsi="Arial"/>
+        </w:rPr>
+        <w:t>DAFTAR PUSTAKA .............................................................................................................7</w:t>
+      </w:r>
+    </w:p>
+    <w:p>
+      <w:pPr>
+        <w:pStyle w:val="BodyText"/>
+        <w:bidi w:val="0"/>
+        <w:spacing w:lineRule="auto" w:line="360"/>
+        <w:jc w:val="start"/>
+        <w:rPr>
+          <w:rFonts w:ascii="Arial" w:hAnsi="Arial"/>
+        </w:rPr>
+      </w:pPr>
+      <w:r>
+        <w:rPr>
+          <w:rFonts w:ascii="Arial" w:hAnsi="Arial"/>
+        </w:rPr>
+      </w:r>
+    </w:p>
+    <w:p>
+      <w:pPr>
+        <w:pStyle w:val="BodyText"/>
+        <w:bidi w:val="0"/>
+        <w:spacing w:lineRule="auto" w:line="360"/>
+        <w:jc w:val="start"/>
+        <w:rPr>
+          <w:rFonts w:ascii="Arial" w:hAnsi="Arial"/>
+        </w:rPr>
+      </w:pPr>
+      <w:r>
+        <w:rPr>
+          <w:rFonts w:ascii="Arial" w:hAnsi="Arial"/>
+        </w:rPr>
+      </w:r>
+    </w:p>
+    <w:p>
+      <w:pPr>
+        <w:pStyle w:val="BodyText"/>
+        <w:bidi w:val="0"/>
+        <w:spacing w:lineRule="auto" w:line="360"/>
+        <w:jc w:val="start"/>
+        <w:rPr>
+          <w:rFonts w:ascii="Arial" w:hAnsi="Arial"/>
+        </w:rPr>
+      </w:pPr>
+      <w:r>
+        <w:rPr>
+          <w:rFonts w:ascii="Arial" w:hAnsi="Arial"/>
+        </w:rPr>
+      </w:r>
+    </w:p>
+    <w:p>
+      <w:pPr>
+        <w:pStyle w:val="BodyText"/>
+        <w:bidi w:val="0"/>
+        <w:spacing w:lineRule="auto" w:line="360"/>
+        <w:jc w:val="start"/>
+        <w:rPr>
+          <w:rFonts w:ascii="Arial" w:hAnsi="Arial"/>
+        </w:rPr>
+      </w:pPr>
+      <w:r>
+        <w:rPr>
+          <w:rFonts w:ascii="Arial" w:hAnsi="Arial"/>
+        </w:rPr>
+      </w:r>
+    </w:p>
+    <w:p>
+      <w:pPr>
+        <w:pStyle w:val="BodyText"/>
+        <w:bidi w:val="0"/>
+        <w:spacing w:lineRule="auto" w:line="360"/>
+        <w:jc w:val="start"/>
+        <w:rPr>
+          <w:rFonts w:ascii="Arial" w:hAnsi="Arial"/>
+        </w:rPr>
+      </w:pPr>
+      <w:r>
+        <w:rPr>
+          <w:rFonts w:ascii="Arial" w:hAnsi="Arial"/>
+        </w:rPr>
+      </w:r>
+    </w:p>
+    <w:p>
+      <w:pPr>
+        <w:pStyle w:val="BodyText"/>
+        <w:bidi w:val="0"/>
+        <w:spacing w:lineRule="auto" w:line="360"/>
+        <w:jc w:val="start"/>
+        <w:rPr>
+          <w:rFonts w:ascii="Arial" w:hAnsi="Arial"/>
+        </w:rPr>
+      </w:pPr>
+      <w:r>
+        <w:rPr>
+          <w:rFonts w:ascii="Arial" w:hAnsi="Arial"/>
+        </w:rPr>
+      </w:r>
+    </w:p>
+    <w:p>
+      <w:pPr>
+        <w:pStyle w:val="BodyText"/>
+        <w:bidi w:val="0"/>
+        <w:spacing w:lineRule="auto" w:line="360"/>
+        <w:jc w:val="start"/>
+        <w:rPr>
+          <w:rFonts w:ascii="Arial" w:hAnsi="Arial"/>
+        </w:rPr>
+      </w:pPr>
+      <w:r>
+        <w:rPr>
+          <w:rFonts w:ascii="Arial" w:hAnsi="Arial"/>
+        </w:rPr>
+      </w:r>
+    </w:p>
+    <w:p>
+      <w:pPr>
+        <w:pStyle w:val="BodyText"/>
+        <w:bidi w:val="0"/>
+        <w:spacing w:lineRule="auto" w:line="360"/>
+        <w:jc w:val="center"/>
+        <w:rPr>
+          <w:rFonts w:ascii="Arial" w:hAnsi="Arial"/>
+        </w:rPr>
+      </w:pPr>
+      <w:r>
+        <w:rPr>
+          <w:rFonts w:ascii="Arial" w:hAnsi="Arial"/>
+        </w:rPr>
+      </w:r>
+    </w:p>
+    <w:p>
+      <w:pPr>
+        <w:pStyle w:val="BodyText"/>
+        <w:bidi w:val="0"/>
+        <w:spacing w:lineRule="auto" w:line="360"/>
+        <w:jc w:val="center"/>
+        <w:rPr>
+          <w:rFonts w:ascii="Arial" w:hAnsi="Arial"/>
+          <w:b/>
+          <w:bCs/>
+        </w:rPr>
+      </w:pPr>
+      <w:r>
+        <w:rPr>
+          <w:rFonts w:ascii="Arial" w:hAnsi="Arial"/>
+          <w:b/>
+          <w:bCs/>
+        </w:rPr>
+      </w:r>
+    </w:p>
+    <w:p>
+      <w:pPr>
+        <w:pStyle w:val="BodyText"/>
+        <w:bidi w:val="0"/>
+        <w:spacing w:lineRule="auto" w:line="360"/>
+        <w:jc w:val="center"/>
+        <w:rPr>
+          <w:rFonts w:ascii="Arial" w:hAnsi="Arial"/>
+          <w:b/>
+          <w:bCs/>
+        </w:rPr>
+      </w:pPr>
+      <w:r>
+        <w:rPr>
+          <w:rFonts w:ascii="Arial" w:hAnsi="Arial"/>
+          <w:b/>
+          <w:bCs/>
+        </w:rPr>
+        <w:t>ii</w:t>
+      </w:r>
+    </w:p>
+    <w:p>
+      <w:pPr>
+        <w:pStyle w:val="Heading4"/>
+        <w:bidi w:val="0"/>
+        <w:spacing w:lineRule="auto" w:line="360"/>
+        <w:jc w:val="start"/>
+        <w:rPr>
+          <w:rStyle w:val="Strong"/>
+          <w:rFonts w:ascii="Arial" w:hAnsi="Arial"/>
+          <w:b w:val="false"/>
+          <w:bCs w:val="false"/>
+        </w:rPr>
+      </w:pPr>
+      <w:r>
+        <w:rPr>
+          <w:rFonts w:ascii="Arial" w:hAnsi="Arial"/>
+          <w:b w:val="false"/>
+          <w:bCs w:val="false"/>
+        </w:rPr>
+      </w:r>
+    </w:p>
+    <w:p>
+      <w:pPr>
+        <w:pStyle w:val="BodyText"/>
+        <w:bidi w:val="0"/>
+        <w:spacing w:lineRule="auto" w:line="360"/>
+        <w:jc w:val="center"/>
+        <w:rPr>
+          <w:rFonts w:ascii="Arial" w:hAnsi="Arial"/>
+          <w:b/>
+          <w:bCs/>
+        </w:rPr>
+      </w:pPr>
+      <w:r>
+        <w:rPr>
+          <w:rStyle w:val="Strong"/>
+          <w:rFonts w:ascii="Arial" w:hAnsi="Arial"/>
+          <w:b/>
+          <w:bCs/>
+        </w:rPr>
+        <w:t>BAB 1 – PENDAHULUAN</w:t>
+      </w:r>
+    </w:p>
+    <w:p>
+      <w:pPr>
+        <w:pStyle w:val="BodyText"/>
+        <w:bidi w:val="0"/>
+        <w:spacing w:lineRule="auto" w:line="360"/>
+        <w:jc w:val="center"/>
+        <w:rPr>
+          <w:rStyle w:val="Strong"/>
+          <w:b/>
+          <w:bCs/>
+        </w:rPr>
+      </w:pPr>
+      <w:r>
+        <w:rPr>
+          <w:b/>
+          <w:bCs/>
+        </w:rPr>
+      </w:r>
+    </w:p>
+    <w:p>
+      <w:pPr>
+        <w:pStyle w:val="Heading4"/>
+        <w:bidi w:val="0"/>
+        <w:spacing w:lineRule="auto" w:line="360"/>
+        <w:jc w:val="start"/>
+        <w:rPr>
+          <w:rFonts w:ascii="Arial" w:hAnsi="Arial"/>
+          <w:b w:val="false"/>
+          <w:bCs w:val="false"/>
+        </w:rPr>
+      </w:pPr>
+      <w:r>
+        <w:rPr>
+          <w:rStyle w:val="Strong"/>
+          <w:rFonts w:ascii="Arial" w:hAnsi="Arial"/>
+          <w:b/>
+          <w:bCs/>
+        </w:rPr>
+        <w:t>1.1 Latar Belakang</w:t>
+      </w:r>
+    </w:p>
+    <w:p>
+      <w:pPr>
+        <w:pStyle w:val="BodyText"/>
+        <w:bidi w:val="0"/>
+        <w:spacing w:lineRule="auto" w:line="360"/>
+        <w:jc w:val="start"/>
+        <w:rPr>
+          <w:rFonts w:ascii="Arial" w:hAnsi="Arial"/>
+        </w:rPr>
+      </w:pPr>
+      <w:r>
+        <w:rPr>
+          <w:rFonts w:ascii="Arial" w:hAnsi="Arial"/>
+        </w:rPr>
+        <w:t xml:space="preserve">Dalam kehidupan sehari-hari, manusia sering dihadapkan pada berbagai fenomena yang saling berhubungan satu sama lain. Hubungan tersebut dapat terjadi antara berbagai variabel, seperti hubungan antara waktu belajar dengan prestasi siswa, atau hubungan antara jumlah produksi dengan keuntungan suatu usaha. Untuk memahami hubungan tersebut secara ilmiah, diperlukan suatu metode analisis yang tepat, salah satunya melalui konsep korelasi dalam </w:t>
+      </w:r>
+      <w:r>
+        <w:rPr>
+          <w:rStyle w:val="Strong"/>
+          <w:rFonts w:ascii="Arial" w:hAnsi="Arial"/>
+        </w:rPr>
+        <w:t>Statistika</w:t>
+      </w:r>
+      <w:r>
+        <w:rPr>
+          <w:rFonts w:ascii="Arial" w:hAnsi="Arial"/>
+        </w:rPr>
+        <w:t>.</w:t>
+      </w:r>
+    </w:p>
+    <w:p>
+      <w:pPr>
+        <w:pStyle w:val="BodyText"/>
+        <w:bidi w:val="0"/>
+        <w:spacing w:lineRule="auto" w:line="360"/>
+        <w:jc w:val="start"/>
+        <w:rPr>
+          <w:rFonts w:ascii="Arial" w:hAnsi="Arial"/>
+        </w:rPr>
+      </w:pPr>
+      <w:r>
+        <w:rPr>
+          <w:rFonts w:ascii="Arial" w:hAnsi="Arial"/>
+        </w:rPr>
+        <w:t>Korelasi merupakan alat yang digunakan untuk mengetahui apakah terdapat hubungan antara dua variabel serta seberapa kuat hubungan tersebut. Dengan adanya analisis korelasi, seseorang dapat menarik kesimpulan berdasarkan data yang diperoleh, sehingga keputusan yang diambil menjadi lebih tepat dan objektif. Dalam dunia pendidikan, ekonomi, maupun penelitian ilmiah, korelasi memiliki peranan yang sangat penting dalam menganalisis data.</w:t>
+      </w:r>
+    </w:p>
+    <w:p>
+      <w:pPr>
+        <w:pStyle w:val="BodyText"/>
+        <w:bidi w:val="0"/>
+        <w:spacing w:lineRule="auto" w:line="360"/>
+        <w:jc w:val="start"/>
+        <w:rPr>
+          <w:rFonts w:ascii="Arial" w:hAnsi="Arial"/>
+        </w:rPr>
+      </w:pPr>
+      <w:r>
+        <w:rPr>
+          <w:rFonts w:ascii="Arial" w:hAnsi="Arial"/>
+        </w:rPr>
+        <w:t>Namun, masih banyak orang yang belum memahami secara mendalam mengenai konsep korelasi, termasuk jenis-jenisnya, kekuatan hubungan, serta cara penerapannya dalam kehidupan sehari-hari. Oleh karena itu, penulisan makalah ini bertujuan untuk memberikan pemahaman yang lebih jelas mengenai korelasi agar dapat digunakan secara tepat dalam berbagai bidang.</w:t>
+      </w:r>
+    </w:p>
+    <w:p>
+      <w:pPr>
+        <w:pStyle w:val="BodyText"/>
+        <w:bidi w:val="0"/>
+        <w:spacing w:lineRule="auto" w:line="360"/>
+        <w:jc w:val="start"/>
+        <w:rPr>
+          <w:rFonts w:ascii="Arial" w:hAnsi="Arial"/>
+        </w:rPr>
+      </w:pPr>
+      <w:r>
+        <w:rPr>
+          <w:rFonts w:ascii="Arial" w:hAnsi="Arial"/>
+        </w:rPr>
+      </w:r>
+    </w:p>
+    <w:p>
+      <w:pPr>
+        <w:pStyle w:val="Heading4"/>
+        <w:bidi w:val="0"/>
+        <w:spacing w:lineRule="auto" w:line="360"/>
+        <w:jc w:val="start"/>
+        <w:rPr>
+          <w:rFonts w:ascii="Arial" w:hAnsi="Arial"/>
+          <w:b w:val="false"/>
+          <w:bCs w:val="false"/>
+        </w:rPr>
+      </w:pPr>
+      <w:r>
+        <w:rPr>
+          <w:rStyle w:val="Strong"/>
+          <w:rFonts w:ascii="Arial" w:hAnsi="Arial"/>
+          <w:b/>
+          <w:bCs/>
+        </w:rPr>
+        <w:t>1.2 Identifikasi Masalah</w:t>
+      </w:r>
+    </w:p>
+    <w:p>
+      <w:pPr>
+        <w:pStyle w:val="BodyText"/>
+        <w:bidi w:val="0"/>
+        <w:spacing w:lineRule="auto" w:line="360"/>
+        <w:jc w:val="start"/>
+        <w:rPr>
+          <w:rFonts w:ascii="Arial" w:hAnsi="Arial"/>
+        </w:rPr>
+      </w:pPr>
+      <w:r>
+        <w:rPr>
+          <w:rFonts w:ascii="Arial" w:hAnsi="Arial"/>
+        </w:rPr>
+        <w:t>Berdasarkan latar belakang yang telah diuraikan, maka dapat diidentifikasi beberapa permasalahan sebagai berikut:</w:t>
+      </w:r>
+    </w:p>
+    <w:p>
+      <w:pPr>
+        <w:pStyle w:val="BodyText"/>
+        <w:bidi w:val="0"/>
+        <w:spacing w:lineRule="auto" w:line="360" w:before="0" w:after="0"/>
+        <w:jc w:val="start"/>
+        <w:rPr>
+          <w:rFonts w:ascii="Arial" w:hAnsi="Arial"/>
+        </w:rPr>
+      </w:pPr>
+      <w:r>
+        <w:rPr>
+          <w:rFonts w:ascii="Arial" w:hAnsi="Arial"/>
+        </w:rPr>
+        <w:t xml:space="preserve">1. Kurangnya pemahaman mengenai pengertian korelasi. </w:t>
+      </w:r>
+    </w:p>
+    <w:p>
+      <w:pPr>
+        <w:pStyle w:val="BodyText"/>
+        <w:bidi w:val="0"/>
+        <w:spacing w:lineRule="auto" w:line="360" w:before="0" w:after="0"/>
+        <w:jc w:val="start"/>
+        <w:rPr>
+          <w:rFonts w:ascii="Arial" w:hAnsi="Arial"/>
+        </w:rPr>
+      </w:pPr>
+      <w:r>
+        <w:rPr>
+          <w:rFonts w:ascii="Arial" w:hAnsi="Arial"/>
+        </w:rPr>
+        <w:t xml:space="preserve">2. Belum diketahui macam-macam korelasi secara jelas. </w:t>
+      </w:r>
+    </w:p>
+    <w:p>
+      <w:pPr>
+        <w:pStyle w:val="BodyText"/>
+        <w:bidi w:val="0"/>
+        <w:spacing w:lineRule="auto" w:line="360" w:before="0" w:after="0"/>
+        <w:jc w:val="start"/>
+        <w:rPr>
+          <w:rFonts w:ascii="Arial" w:hAnsi="Arial"/>
+        </w:rPr>
+      </w:pPr>
+      <w:r>
+        <w:rPr>
+          <w:rFonts w:ascii="Arial" w:hAnsi="Arial"/>
+        </w:rPr>
+        <w:t xml:space="preserve">3. Kurangnya pengetahuan tentang kekuatan hubungan dalam korelasi. </w:t>
+      </w:r>
+    </w:p>
+    <w:p>
+      <w:pPr>
+        <w:pStyle w:val="BodyText"/>
+        <w:bidi w:val="0"/>
+        <w:spacing w:lineRule="auto" w:line="360"/>
+        <w:jc w:val="start"/>
+        <w:rPr>
+          <w:rFonts w:ascii="Arial" w:hAnsi="Arial"/>
+        </w:rPr>
+      </w:pPr>
+      <w:r>
+        <w:rPr>
+          <w:rFonts w:ascii="Arial" w:hAnsi="Arial"/>
+        </w:rPr>
+        <w:t xml:space="preserve">4. Minimnya pemahaman mengenai penerapan korelasi dalam kehidupan sehari-hari. </w:t>
+      </w:r>
+    </w:p>
+    <w:p>
+      <w:pPr>
+        <w:pStyle w:val="BodyText"/>
+        <w:bidi w:val="0"/>
+        <w:spacing w:lineRule="auto" w:line="360"/>
+        <w:jc w:val="start"/>
+        <w:rPr>
+          <w:rFonts w:ascii="Arial" w:hAnsi="Arial"/>
+        </w:rPr>
+      </w:pPr>
+      <w:r>
+        <w:rPr>
+          <w:rFonts w:ascii="Arial" w:hAnsi="Arial"/>
+        </w:rPr>
+      </w:r>
+    </w:p>
+    <w:p>
+      <w:pPr>
+        <w:pStyle w:val="BodyText"/>
+        <w:bidi w:val="0"/>
+        <w:spacing w:lineRule="auto" w:line="360"/>
+        <w:jc w:val="start"/>
+        <w:rPr>
+          <w:rFonts w:ascii="Arial" w:hAnsi="Arial"/>
+        </w:rPr>
+      </w:pPr>
+      <w:r>
+        <w:rPr>
+          <w:rFonts w:ascii="Arial" w:hAnsi="Arial"/>
+        </w:rPr>
+      </w:r>
+    </w:p>
+    <w:p>
+      <w:pPr>
+        <w:pStyle w:val="BodyText"/>
+        <w:bidi w:val="0"/>
+        <w:spacing w:lineRule="auto" w:line="360"/>
+        <w:jc w:val="center"/>
+        <w:rPr>
+          <w:rFonts w:ascii="Arial" w:hAnsi="Arial"/>
+          <w:b/>
+          <w:bCs/>
+        </w:rPr>
+      </w:pPr>
+      <w:r>
+        <w:rPr>
+          <w:rFonts w:ascii="Arial" w:hAnsi="Arial"/>
+          <w:b/>
+          <w:bCs/>
+        </w:rPr>
+        <w:t>1</w:t>
+      </w:r>
+    </w:p>
+    <w:p>
+      <w:pPr>
+        <w:pStyle w:val="Heading4"/>
+        <w:bidi w:val="0"/>
+        <w:spacing w:lineRule="auto" w:line="360" w:before="0" w:after="140"/>
+        <w:jc w:val="start"/>
+        <w:rPr>
+          <w:rStyle w:val="Strong"/>
+          <w:rFonts w:ascii="Arial" w:hAnsi="Arial"/>
+          <w:b w:val="false"/>
+          <w:bCs w:val="false"/>
+        </w:rPr>
+      </w:pPr>
+      <w:r>
+        <w:rPr>
+          <w:rFonts w:ascii="Arial" w:hAnsi="Arial"/>
+          <w:b w:val="false"/>
+          <w:bCs w:val="false"/>
+        </w:rPr>
+      </w:r>
+    </w:p>
+    <w:p>
+      <w:pPr>
+        <w:pStyle w:val="Heading4"/>
+        <w:bidi w:val="0"/>
+        <w:spacing w:lineRule="auto" w:line="360" w:before="0" w:after="140"/>
+        <w:jc w:val="start"/>
+        <w:rPr>
+          <w:rFonts w:ascii="Arial" w:hAnsi="Arial"/>
+        </w:rPr>
+      </w:pPr>
+      <w:r>
+        <w:rPr>
+          <w:rStyle w:val="Strong"/>
+          <w:rFonts w:ascii="Arial" w:hAnsi="Arial"/>
+          <w:b/>
+          <w:bCs/>
+        </w:rPr>
+        <w:t>1.3 Perumusan Masalah</w:t>
+      </w:r>
+    </w:p>
+    <w:p>
+      <w:pPr>
+        <w:pStyle w:val="BodyText"/>
+        <w:bidi w:val="0"/>
+        <w:spacing w:lineRule="auto" w:line="360"/>
+        <w:jc w:val="start"/>
+        <w:rPr>
+          <w:rFonts w:ascii="Arial" w:hAnsi="Arial"/>
+        </w:rPr>
+      </w:pPr>
+      <w:r>
+        <w:rPr>
+          <w:rFonts w:ascii="Arial" w:hAnsi="Arial"/>
+        </w:rPr>
+        <w:t>Berdasarkan identifikasi masalah di atas, maka rumusan masalah dalam makalah ini adalah:</w:t>
+      </w:r>
+    </w:p>
+    <w:p>
+      <w:pPr>
+        <w:pStyle w:val="BodyText"/>
+        <w:bidi w:val="0"/>
+        <w:spacing w:lineRule="auto" w:line="360" w:before="0" w:after="0"/>
+        <w:jc w:val="start"/>
+        <w:rPr>
+          <w:rFonts w:ascii="Arial" w:hAnsi="Arial"/>
+        </w:rPr>
+      </w:pPr>
+      <w:r>
+        <w:rPr>
+          <w:rFonts w:ascii="Arial" w:hAnsi="Arial"/>
+        </w:rPr>
+        <w:t xml:space="preserve">1. Apa yang dimaksud dengan korelasi? </w:t>
+      </w:r>
+    </w:p>
+    <w:p>
+      <w:pPr>
+        <w:pStyle w:val="BodyText"/>
+        <w:bidi w:val="0"/>
+        <w:spacing w:lineRule="auto" w:line="360" w:before="0" w:after="0"/>
+        <w:jc w:val="start"/>
+        <w:rPr>
+          <w:rFonts w:ascii="Arial" w:hAnsi="Arial"/>
+        </w:rPr>
+      </w:pPr>
+      <w:r>
+        <w:rPr>
+          <w:rFonts w:ascii="Arial" w:hAnsi="Arial"/>
+        </w:rPr>
+        <w:t xml:space="preserve">2. Apa saja macam-macam korelasi? </w:t>
+      </w:r>
+    </w:p>
+    <w:p>
+      <w:pPr>
+        <w:pStyle w:val="BodyText"/>
+        <w:bidi w:val="0"/>
+        <w:spacing w:lineRule="auto" w:line="360" w:before="0" w:after="0"/>
+        <w:jc w:val="start"/>
+        <w:rPr>
+          <w:rFonts w:ascii="Arial" w:hAnsi="Arial"/>
+        </w:rPr>
+      </w:pPr>
+      <w:r>
+        <w:rPr>
+          <w:rFonts w:ascii="Arial" w:hAnsi="Arial"/>
+        </w:rPr>
+        <w:t xml:space="preserve">3. Bagaimana cara mengetahui kekuatan korelasi? </w:t>
+      </w:r>
+    </w:p>
+    <w:p>
+      <w:pPr>
+        <w:pStyle w:val="BodyText"/>
+        <w:bidi w:val="0"/>
+        <w:spacing w:lineRule="auto" w:line="360" w:before="0" w:after="0"/>
+        <w:jc w:val="start"/>
+        <w:rPr>
+          <w:rFonts w:ascii="Arial" w:hAnsi="Arial"/>
+        </w:rPr>
+      </w:pPr>
+      <w:r>
+        <w:rPr>
+          <w:rFonts w:ascii="Arial" w:hAnsi="Arial"/>
+        </w:rPr>
+        <w:t xml:space="preserve">4. Bagaimana contoh dan analisis korelasi dalam kehidupan sehari-hari? </w:t>
+      </w:r>
+    </w:p>
+    <w:p>
+      <w:pPr>
+        <w:pStyle w:val="BodyText"/>
+        <w:bidi w:val="0"/>
+        <w:spacing w:lineRule="auto" w:line="360"/>
+        <w:jc w:val="start"/>
+        <w:rPr>
+          <w:rFonts w:ascii="Arial" w:hAnsi="Arial"/>
+        </w:rPr>
+      </w:pPr>
+      <w:r>
+        <w:rPr>
+          <w:rFonts w:ascii="Arial" w:hAnsi="Arial"/>
+        </w:rPr>
+        <w:t>5. Mengapa korelasi penting untuk dipelajari?</w:t>
+      </w:r>
+    </w:p>
+    <w:p>
+      <w:pPr>
+        <w:pStyle w:val="Heading4"/>
+        <w:bidi w:val="0"/>
+        <w:spacing w:lineRule="auto" w:line="360"/>
+        <w:jc w:val="start"/>
+        <w:rPr>
+          <w:rFonts w:ascii="Arial" w:hAnsi="Arial"/>
+          <w:b w:val="false"/>
+          <w:bCs w:val="false"/>
+        </w:rPr>
+      </w:pPr>
+      <w:r>
+        <w:rPr>
+          <w:rStyle w:val="Strong"/>
+          <w:rFonts w:ascii="Arial" w:hAnsi="Arial"/>
+          <w:b/>
+          <w:bCs/>
+        </w:rPr>
+        <w:t>1.4 Manfaat</w:t>
+      </w:r>
+    </w:p>
+    <w:p>
+      <w:pPr>
+        <w:pStyle w:val="BodyText"/>
+        <w:bidi w:val="0"/>
+        <w:spacing w:lineRule="auto" w:line="360"/>
+        <w:jc w:val="start"/>
+        <w:rPr>
+          <w:rFonts w:ascii="Arial" w:hAnsi="Arial"/>
+        </w:rPr>
+      </w:pPr>
+      <w:r>
+        <w:rPr>
+          <w:rFonts w:ascii="Arial" w:hAnsi="Arial"/>
+        </w:rPr>
+        <w:t>Adapun manfaat dari penulisan makalah ini adalah sebagai berikut:</w:t>
+      </w:r>
+    </w:p>
+    <w:p>
+      <w:pPr>
+        <w:pStyle w:val="BodyText"/>
+        <w:bidi w:val="0"/>
+        <w:spacing w:lineRule="auto" w:line="360" w:before="0" w:after="0"/>
+        <w:jc w:val="start"/>
+        <w:rPr>
+          <w:rFonts w:ascii="Arial" w:hAnsi="Arial"/>
+        </w:rPr>
+      </w:pPr>
+      <w:r>
+        <w:rPr>
+          <w:rFonts w:ascii="Arial" w:hAnsi="Arial"/>
+        </w:rPr>
+        <w:t xml:space="preserve">1. Menambah wawasan tentang konsep korelasi dalam ilmu statistika. </w:t>
+      </w:r>
+    </w:p>
+    <w:p>
+      <w:pPr>
+        <w:pStyle w:val="BodyText"/>
+        <w:bidi w:val="0"/>
+        <w:spacing w:lineRule="auto" w:line="360" w:before="0" w:after="0"/>
+        <w:jc w:val="start"/>
+        <w:rPr>
+          <w:rFonts w:ascii="Arial" w:hAnsi="Arial"/>
+        </w:rPr>
+      </w:pPr>
+      <w:r>
+        <w:rPr>
+          <w:rFonts w:ascii="Arial" w:hAnsi="Arial"/>
+        </w:rPr>
+        <w:t xml:space="preserve">2. Membantu memahami hubungan antar variabel secara lebih sistematis. </w:t>
+      </w:r>
+    </w:p>
+    <w:p>
+      <w:pPr>
+        <w:pStyle w:val="BodyText"/>
+        <w:bidi w:val="0"/>
+        <w:spacing w:lineRule="auto" w:line="360" w:before="0" w:after="0"/>
+        <w:jc w:val="start"/>
+        <w:rPr>
+          <w:rFonts w:ascii="Arial" w:hAnsi="Arial"/>
+        </w:rPr>
+      </w:pPr>
+      <w:r>
+        <w:rPr>
+          <w:rFonts w:ascii="Arial" w:hAnsi="Arial"/>
+        </w:rPr>
+        <w:t xml:space="preserve">3. Memberikan pengetahuan tentang penerapan korelasi dalam kehidupan sehari-hari. </w:t>
+      </w:r>
+    </w:p>
+    <w:p>
+      <w:pPr>
+        <w:pStyle w:val="BodyText"/>
+        <w:bidi w:val="0"/>
+        <w:spacing w:lineRule="auto" w:line="360"/>
+        <w:jc w:val="start"/>
+        <w:rPr>
+          <w:rFonts w:ascii="Arial" w:hAnsi="Arial"/>
+        </w:rPr>
+      </w:pPr>
+      <w:r>
+        <w:rPr>
+          <w:rFonts w:ascii="Arial" w:hAnsi="Arial"/>
+        </w:rPr>
+        <w:t>4. Menjadi referensi bagi pembaca dalam mempelajari analisis data.</w:t>
+      </w:r>
+    </w:p>
+    <w:p>
+      <w:pPr>
+        <w:pStyle w:val="BodyText"/>
+        <w:bidi w:val="0"/>
+        <w:spacing w:lineRule="auto" w:line="360"/>
+        <w:jc w:val="start"/>
+        <w:rPr>
+          <w:rFonts w:ascii="Arial" w:hAnsi="Arial"/>
+          <w:b w:val="false"/>
+          <w:bCs w:val="false"/>
+        </w:rPr>
+      </w:pPr>
+      <w:r>
+        <w:rPr>
+          <w:rFonts w:ascii="Arial" w:hAnsi="Arial"/>
+          <w:b w:val="false"/>
+          <w:bCs w:val="false"/>
+        </w:rPr>
+      </w:r>
+    </w:p>
+    <w:p>
+      <w:pPr>
+        <w:pStyle w:val="BodyText"/>
+        <w:bidi w:val="0"/>
+        <w:spacing w:lineRule="auto" w:line="360"/>
+        <w:jc w:val="center"/>
+        <w:rPr>
+          <w:rFonts w:ascii="Arial" w:hAnsi="Arial"/>
+          <w:b/>
+          <w:bCs/>
+        </w:rPr>
+      </w:pPr>
+      <w:r>
+        <w:rPr>
+          <w:rFonts w:ascii="Arial" w:hAnsi="Arial"/>
+          <w:b/>
+          <w:bCs/>
+        </w:rPr>
+      </w:r>
+    </w:p>
+    <w:p>
+      <w:pPr>
+        <w:pStyle w:val="BodyText"/>
+        <w:bidi w:val="0"/>
+        <w:spacing w:lineRule="auto" w:line="360"/>
+        <w:jc w:val="center"/>
+        <w:rPr>
+          <w:rFonts w:ascii="Arial" w:hAnsi="Arial"/>
+          <w:b/>
+          <w:bCs/>
+        </w:rPr>
+      </w:pPr>
+      <w:r>
+        <w:rPr>
+          <w:rFonts w:ascii="Arial" w:hAnsi="Arial"/>
+          <w:b/>
+          <w:bCs/>
+        </w:rPr>
+      </w:r>
+    </w:p>
+    <w:p>
+      <w:pPr>
+        <w:pStyle w:val="BodyText"/>
+        <w:bidi w:val="0"/>
+        <w:spacing w:lineRule="auto" w:line="360"/>
+        <w:jc w:val="center"/>
+        <w:rPr>
+          <w:rFonts w:ascii="Arial" w:hAnsi="Arial"/>
+          <w:b/>
+          <w:bCs/>
+        </w:rPr>
+      </w:pPr>
+      <w:r>
+        <w:rPr>
+          <w:rFonts w:ascii="Arial" w:hAnsi="Arial"/>
+          <w:b/>
+          <w:bCs/>
+        </w:rPr>
+        <w:t>BAB 2 – PEMBAHASAN</w:t>
+      </w:r>
+    </w:p>
+    <w:p>
+      <w:pPr>
+        <w:pStyle w:val="BodyText"/>
+        <w:bidi w:val="0"/>
+        <w:spacing w:lineRule="auto" w:line="360"/>
+        <w:jc w:val="center"/>
+        <w:rPr>
+          <w:rFonts w:ascii="Arial" w:hAnsi="Arial"/>
+          <w:b/>
+          <w:bCs/>
+        </w:rPr>
+      </w:pPr>
+      <w:r>
+        <w:rPr>
+          <w:rFonts w:ascii="Arial" w:hAnsi="Arial"/>
+          <w:b/>
+          <w:bCs/>
+        </w:rPr>
+      </w:r>
+    </w:p>
+    <w:p>
+      <w:pPr>
+        <w:pStyle w:val="Heading3"/>
+        <w:bidi w:val="0"/>
+        <w:spacing w:lineRule="auto" w:line="360"/>
+        <w:jc w:val="start"/>
+        <w:rPr>
+          <w:rFonts w:ascii="Arial" w:hAnsi="Arial"/>
+          <w:b w:val="false"/>
+          <w:bCs w:val="false"/>
+        </w:rPr>
+      </w:pPr>
+      <w:r>
+        <w:rPr>
+          <w:rStyle w:val="Strong"/>
+          <w:rFonts w:ascii="Arial" w:hAnsi="Arial"/>
+          <w:b/>
+          <w:bCs/>
+        </w:rPr>
+        <w:t>2.1 Pengertian Korelasi</w:t>
+      </w:r>
+    </w:p>
+    <w:p>
+      <w:pPr>
+        <w:pStyle w:val="BodyText"/>
+        <w:bidi w:val="0"/>
+        <w:spacing w:lineRule="auto" w:line="360"/>
+        <w:jc w:val="start"/>
+        <w:rPr>
+          <w:rFonts w:ascii="Arial" w:hAnsi="Arial"/>
+        </w:rPr>
+      </w:pPr>
+      <w:r>
+        <w:rPr>
+          <w:rFonts w:ascii="Arial" w:hAnsi="Arial"/>
+        </w:rPr>
+        <w:t xml:space="preserve">Korelasi adalah suatu konsep dalam </w:t>
+      </w:r>
+      <w:r>
+        <w:rPr>
+          <w:rStyle w:val="Strong"/>
+          <w:rFonts w:ascii="Arial" w:hAnsi="Arial"/>
+          <w:b w:val="false"/>
+          <w:bCs w:val="false"/>
+        </w:rPr>
+        <w:t>Stat istika</w:t>
+      </w:r>
+      <w:r>
+        <w:rPr>
+          <w:rFonts w:ascii="Arial" w:hAnsi="Arial"/>
+        </w:rPr>
+        <w:t xml:space="preserve"> yang digunakan untuk mengetahui hubungan antara dua variabel atau lebih. Hubungan ini dapat menunjukkan apakah perubahan pada satu variabel akan diikuti oleh perubahan pada variabel lainnya. Korelasi tidak selalu berarti sebab-akibat, tetapi hanya menunjukkan adanya keterkaitan antara dua hal. Misalnya, terdapat hubungan antara waktu belajar dengan nilai ujian siswa. Dengan menggunakan analisis korelasi, peneliti dapat mengetahui seberapa kuat hubungan tersebut dan arah hubungan yang terjadi, apakah positif atau negatif.</w:t>
+      </w:r>
+    </w:p>
+    <w:p>
+      <w:pPr>
+        <w:pStyle w:val="BodyText"/>
+        <w:bidi w:val="0"/>
+        <w:spacing w:lineRule="auto" w:line="360"/>
+        <w:jc w:val="start"/>
+        <w:rPr>
+          <w:rFonts w:ascii="Arial" w:hAnsi="Arial"/>
+        </w:rPr>
+      </w:pPr>
+      <w:r>
+        <w:rPr>
+          <w:rFonts w:ascii="Arial" w:hAnsi="Arial"/>
+        </w:rPr>
+      </w:r>
+    </w:p>
+    <w:p>
+      <w:pPr>
+        <w:pStyle w:val="BodyText"/>
+        <w:bidi w:val="0"/>
+        <w:spacing w:lineRule="auto" w:line="360"/>
+        <w:jc w:val="center"/>
+        <w:rPr>
+          <w:rFonts w:ascii="Arial" w:hAnsi="Arial"/>
+          <w:b/>
+          <w:bCs/>
+        </w:rPr>
+      </w:pPr>
+      <w:r>
+        <w:rPr>
+          <w:rFonts w:ascii="Arial" w:hAnsi="Arial"/>
+          <w:b/>
+          <w:bCs/>
         </w:rPr>
         <w:t>2</w:t>
       </w:r>
     </w:p>
     <w:p>
       <w:pPr>
-        <w:pStyle w:val="BodyText"/>
-        <w:bidi w:val="0"/>
-        <w:spacing w:lineRule="auto" w:line="360"/>
-        <w:jc w:val="start"/>
-        <w:rPr>
-          <w:rFonts w:ascii="Arial" w:hAnsi="Arial"/>
-        </w:rPr>
-      </w:pPr>
-      <w:r>
-        <w:rPr>
-          <w:rFonts w:ascii="Arial" w:hAnsi="Arial"/>
-          <w:b/>
-          <w:bCs/>
-        </w:rPr>
-        <w:t xml:space="preserve">BAB II PEMBAHASAN ...................................................................................................... </w:t>
-      </w:r>
-      <w:r>
-        <w:rPr>
-          <w:rFonts w:ascii="Arial" w:hAnsi="Arial"/>
-          <w:b/>
-          <w:bCs/>
-        </w:rPr>
-        <w:t>2</w:t>
-      </w:r>
-      <w:r>
-        <w:rPr>
-          <w:rFonts w:ascii="Arial" w:hAnsi="Arial"/>
-        </w:rPr>
+        <w:pStyle w:val="Normal"/>
+        <w:bidi w:val="0"/>
+        <w:spacing w:lineRule="auto" w:line="360"/>
+        <w:jc w:val="center"/>
+        <w:rPr>
+          <w:rFonts w:ascii="Arial" w:hAnsi="Arial"/>
+          <w:b/>
+          <w:bCs/>
+        </w:rPr>
+      </w:pPr>
+      <w:r>
+        <w:rPr>
+          <w:rFonts w:ascii="Arial" w:hAnsi="Arial"/>
+          <w:b/>
+          <w:bCs/>
+        </w:rPr>
+      </w:r>
+    </w:p>
+    <w:p>
+      <w:pPr>
+        <w:pStyle w:val="Normal"/>
+        <w:bidi w:val="0"/>
+        <w:spacing w:lineRule="auto" w:line="360"/>
+        <w:jc w:val="center"/>
+        <w:rPr>
+          <w:rFonts w:ascii="Arial" w:hAnsi="Arial"/>
+          <w:b/>
+          <w:bCs/>
+        </w:rPr>
+      </w:pPr>
+      <w:r>
+        <w:rPr>
+          <w:rFonts w:ascii="Arial" w:hAnsi="Arial"/>
+          <w:b/>
+          <w:bCs/>
+        </w:rPr>
+      </w:r>
+    </w:p>
+    <w:p>
+      <w:pPr>
+        <w:pStyle w:val="Heading3"/>
+        <w:bidi w:val="0"/>
+        <w:spacing w:lineRule="auto" w:line="360"/>
+        <w:jc w:val="start"/>
+        <w:rPr>
+          <w:rFonts w:ascii="Arial" w:hAnsi="Arial"/>
+          <w:b w:val="false"/>
+          <w:bCs w:val="false"/>
+        </w:rPr>
+      </w:pPr>
+      <w:r>
+        <w:rPr>
+          <w:rStyle w:val="Strong"/>
+          <w:rFonts w:ascii="Arial" w:hAnsi="Arial"/>
+          <w:b/>
+          <w:bCs/>
+        </w:rPr>
+        <w:t>2.2 Macam-Macam Korelasi</w:t>
+      </w:r>
+    </w:p>
+    <w:p>
+      <w:pPr>
+        <w:pStyle w:val="BodyText"/>
+        <w:bidi w:val="0"/>
+        <w:spacing w:lineRule="auto" w:line="360"/>
+        <w:jc w:val="start"/>
+        <w:rPr>
+          <w:rFonts w:ascii="Arial" w:hAnsi="Arial"/>
+        </w:rPr>
+      </w:pPr>
+      <w:r>
+        <w:rPr>
+          <w:rFonts w:ascii="Arial" w:hAnsi="Arial"/>
+        </w:rPr>
+        <w:t>Korelasi dapat dibedakan berdasarkan arah dan kekuatan hubungan antar variabel, yaitu sebagai berikut:</w:t>
         <w:br/>
-        <w:t xml:space="preserve">2.1 Pengertian Korelasi ...................................................................................................... </w:t>
-      </w:r>
-      <w:r>
-        <w:rPr>
-          <w:rFonts w:ascii="Arial" w:hAnsi="Arial"/>
-        </w:rPr>
-        <w:t>2</w:t>
-      </w:r>
-      <w:r>
-        <w:rPr>
-          <w:rFonts w:ascii="Arial" w:hAnsi="Arial"/>
-        </w:rPr>
-        <w:br/>
-        <w:t xml:space="preserve">2.2 Macam-Macam Korelasi ............................................................................................... </w:t>
-      </w:r>
-      <w:r>
-        <w:rPr>
-          <w:rFonts w:ascii="Arial" w:hAnsi="Arial"/>
-        </w:rPr>
-        <w:t>3</w:t>
-      </w:r>
-      <w:r>
-        <w:rPr>
-          <w:rFonts w:ascii="Arial" w:hAnsi="Arial"/>
-        </w:rPr>
-        <w:br/>
-        <w:t xml:space="preserve">2.3 Kekuatan Korelasi ......................................................................................................... </w:t>
-      </w:r>
-      <w:r>
-        <w:rPr>
-          <w:rFonts w:ascii="Arial" w:hAnsi="Arial"/>
-        </w:rPr>
-        <w:t>4</w:t>
-      </w:r>
-      <w:r>
-        <w:rPr>
-          <w:rFonts w:ascii="Arial" w:hAnsi="Arial"/>
-        </w:rPr>
-        <w:br/>
-        <w:t>2.4 Contoh dan Analisis Korelasi ...................................................... ..................................</w:t>
-      </w:r>
-      <w:r>
-        <w:rPr>
-          <w:rFonts w:ascii="Arial" w:hAnsi="Arial"/>
-        </w:rPr>
-        <w:t>5</w:t>
-      </w:r>
-      <w:r>
-        <w:rPr>
-          <w:rFonts w:ascii="Arial" w:hAnsi="Arial"/>
-        </w:rPr>
-        <w:br/>
-        <w:t xml:space="preserve">2.5 Pentingnya Korelasi ...................................................................................................... </w:t>
-      </w:r>
-      <w:r>
-        <w:rPr>
-          <w:rFonts w:ascii="Arial" w:hAnsi="Arial"/>
-        </w:rPr>
-        <w:t>5</w:t>
-      </w:r>
-    </w:p>
-    <w:p>
-      <w:pPr>
-        <w:pStyle w:val="BodyText"/>
-        <w:bidi w:val="0"/>
-        <w:spacing w:lineRule="auto" w:line="360"/>
-        <w:jc w:val="start"/>
-        <w:rPr>
-          <w:rFonts w:ascii="Arial" w:hAnsi="Arial"/>
-        </w:rPr>
-      </w:pPr>
-      <w:r>
-        <w:rPr>
-          <w:rFonts w:ascii="Arial" w:hAnsi="Arial"/>
-          <w:b/>
-          <w:bCs/>
-        </w:rPr>
-        <w:t xml:space="preserve">BAB III PENUTUP .............................................................................................................. </w:t>
-      </w:r>
-      <w:r>
-        <w:rPr>
-          <w:rFonts w:ascii="Arial" w:hAnsi="Arial"/>
-          <w:b/>
-          <w:bCs/>
-        </w:rPr>
-        <w:t>6</w:t>
-      </w:r>
-      <w:r>
-        <w:rPr>
-          <w:rFonts w:ascii="Arial" w:hAnsi="Arial"/>
-        </w:rPr>
-        <w:br/>
-        <w:t xml:space="preserve">3.1 Kesimpulan ................................................................................................................... </w:t>
-      </w:r>
-      <w:r>
-        <w:rPr>
-          <w:rFonts w:ascii="Arial" w:hAnsi="Arial"/>
-        </w:rPr>
-        <w:t>6</w:t>
-      </w:r>
-      <w:r>
-        <w:rPr>
-          <w:rFonts w:ascii="Arial" w:hAnsi="Arial"/>
-        </w:rPr>
-        <w:br/>
-        <w:t>3.2 Saran .............................................................................................................................</w:t>
-      </w:r>
-      <w:r>
-        <w:rPr>
-          <w:rFonts w:ascii="Arial" w:hAnsi="Arial"/>
-        </w:rPr>
-        <w:t>6</w:t>
-      </w:r>
-    </w:p>
-    <w:p>
-      <w:pPr>
-        <w:pStyle w:val="BodyText"/>
-        <w:bidi w:val="0"/>
-        <w:spacing w:lineRule="auto" w:line="360"/>
-        <w:jc w:val="start"/>
-        <w:rPr>
-          <w:rFonts w:ascii="Arial" w:hAnsi="Arial"/>
-        </w:rPr>
-      </w:pPr>
-      <w:r>
-        <w:rPr>
-          <w:rFonts w:ascii="Arial" w:hAnsi="Arial"/>
-        </w:rPr>
-        <w:t>DAFTAR PUSTAKA .............................................................................................................</w:t>
-      </w:r>
-      <w:r>
-        <w:rPr>
-          <w:rFonts w:ascii="Arial" w:hAnsi="Arial"/>
-        </w:rPr>
-        <w:t>7</w:t>
-      </w:r>
-    </w:p>
-    <w:p>
-      <w:pPr>
-        <w:pStyle w:val="BodyText"/>
-        <w:bidi w:val="0"/>
-        <w:spacing w:lineRule="auto" w:line="360"/>
-        <w:jc w:val="start"/>
-        <w:rPr>
-          <w:rFonts w:ascii="Arial" w:hAnsi="Arial"/>
-        </w:rPr>
-      </w:pPr>
-      <w:r>
-        <w:rPr>
-          <w:rFonts w:ascii="Arial" w:hAnsi="Arial"/>
-        </w:rPr>
-      </w:r>
-    </w:p>
-    <w:p>
-      <w:pPr>
-        <w:pStyle w:val="BodyText"/>
-        <w:bidi w:val="0"/>
-        <w:spacing w:lineRule="auto" w:line="360"/>
-        <w:jc w:val="start"/>
-        <w:rPr>
-          <w:rFonts w:ascii="Arial" w:hAnsi="Arial"/>
-        </w:rPr>
-      </w:pPr>
-      <w:r>
-        <w:rPr>
-          <w:rFonts w:ascii="Arial" w:hAnsi="Arial"/>
-        </w:rPr>
-      </w:r>
-    </w:p>
-    <w:p>
-      <w:pPr>
-        <w:pStyle w:val="BodyText"/>
-        <w:bidi w:val="0"/>
-        <w:spacing w:lineRule="auto" w:line="360"/>
-        <w:jc w:val="start"/>
-        <w:rPr>
-          <w:rFonts w:ascii="Arial" w:hAnsi="Arial"/>
-        </w:rPr>
-      </w:pPr>
-      <w:r>
-        <w:rPr>
-          <w:rFonts w:ascii="Arial" w:hAnsi="Arial"/>
-        </w:rPr>
-      </w:r>
-    </w:p>
-    <w:p>
-      <w:pPr>
-        <w:pStyle w:val="BodyText"/>
-        <w:bidi w:val="0"/>
-        <w:spacing w:lineRule="auto" w:line="360"/>
-        <w:jc w:val="start"/>
-        <w:rPr>
-          <w:rFonts w:ascii="Arial" w:hAnsi="Arial"/>
-        </w:rPr>
-      </w:pPr>
-      <w:r>
-        <w:rPr>
-          <w:rFonts w:ascii="Arial" w:hAnsi="Arial"/>
-        </w:rPr>
-      </w:r>
-    </w:p>
-    <w:p>
-      <w:pPr>
-        <w:pStyle w:val="BodyText"/>
-        <w:bidi w:val="0"/>
-        <w:spacing w:lineRule="auto" w:line="360"/>
-        <w:jc w:val="start"/>
-        <w:rPr>
-          <w:rFonts w:ascii="Arial" w:hAnsi="Arial"/>
-        </w:rPr>
-      </w:pPr>
-      <w:r>
-        <w:rPr>
-          <w:rFonts w:ascii="Arial" w:hAnsi="Arial"/>
-        </w:rPr>
-      </w:r>
-    </w:p>
-    <w:p>
-      <w:pPr>
-        <w:pStyle w:val="BodyText"/>
-        <w:bidi w:val="0"/>
-        <w:spacing w:lineRule="auto" w:line="360"/>
-        <w:jc w:val="start"/>
-        <w:rPr>
-          <w:rFonts w:ascii="Arial" w:hAnsi="Arial"/>
-        </w:rPr>
-      </w:pPr>
-      <w:r>
-        <w:rPr>
-          <w:rFonts w:ascii="Arial" w:hAnsi="Arial"/>
-        </w:rPr>
-      </w:r>
-    </w:p>
-    <w:p>
-      <w:pPr>
-        <w:pStyle w:val="BodyText"/>
-        <w:bidi w:val="0"/>
-        <w:spacing w:lineRule="auto" w:line="360"/>
-        <w:jc w:val="start"/>
-        <w:rPr>
-          <w:rFonts w:ascii="Arial" w:hAnsi="Arial"/>
-        </w:rPr>
-      </w:pPr>
-      <w:r>
-        <w:rPr>
-          <w:rFonts w:ascii="Arial" w:hAnsi="Arial"/>
-        </w:rPr>
-      </w:r>
-    </w:p>
-    <w:p>
-      <w:pPr>
-        <w:pStyle w:val="BodyText"/>
-        <w:bidi w:val="0"/>
-        <w:spacing w:lineRule="auto" w:line="360"/>
-        <w:jc w:val="center"/>
-        <w:rPr>
-          <w:rFonts w:ascii="Arial" w:hAnsi="Arial"/>
-        </w:rPr>
-      </w:pPr>
-      <w:r>
-        <w:rPr>
-          <w:rFonts w:ascii="Arial" w:hAnsi="Arial"/>
-        </w:rPr>
-      </w:r>
-    </w:p>
-    <w:p>
-      <w:pPr>
-        <w:pStyle w:val="BodyText"/>
-        <w:bidi w:val="0"/>
-        <w:spacing w:lineRule="auto" w:line="360"/>
-        <w:jc w:val="center"/>
-        <w:rPr>
-          <w:rFonts w:ascii="Arial" w:hAnsi="Arial"/>
-          <w:b/>
-          <w:bCs/>
-        </w:rPr>
-      </w:pPr>
-      <w:r>
-        <w:rPr>
-          <w:rFonts w:ascii="Arial" w:hAnsi="Arial"/>
-          <w:b/>
-          <w:bCs/>
-        </w:rPr>
-      </w:r>
-    </w:p>
-    <w:p>
-      <w:pPr>
-        <w:pStyle w:val="BodyText"/>
-        <w:bidi w:val="0"/>
-        <w:spacing w:lineRule="auto" w:line="360"/>
-        <w:jc w:val="center"/>
-        <w:rPr>
-          <w:rFonts w:ascii="Arial" w:hAnsi="Arial"/>
-          <w:b/>
-          <w:bCs/>
-        </w:rPr>
-      </w:pPr>
-      <w:r>
-        <w:rPr>
-          <w:rFonts w:ascii="Arial" w:hAnsi="Arial"/>
-          <w:b/>
-          <w:bCs/>
-        </w:rPr>
-        <w:t>ii</w:t>
-      </w:r>
-    </w:p>
-    <w:p>
-      <w:pPr>
-        <w:pStyle w:val="Heading4"/>
-        <w:bidi w:val="0"/>
-        <w:spacing w:lineRule="auto" w:line="360"/>
-        <w:jc w:val="start"/>
-        <w:rPr>
-          <w:rStyle w:val="Strong"/>
-          <w:rFonts w:ascii="Arial" w:hAnsi="Arial"/>
-          <w:b w:val="false"/>
-          <w:bCs w:val="false"/>
-        </w:rPr>
-      </w:pPr>
-      <w:r>
-        <w:rPr>
-          <w:rFonts w:ascii="Arial" w:hAnsi="Arial"/>
-          <w:b w:val="false"/>
-          <w:bCs w:val="false"/>
-        </w:rPr>
-      </w:r>
-    </w:p>
-    <w:p>
-      <w:pPr>
-        <w:pStyle w:val="BodyText"/>
-        <w:bidi w:val="0"/>
-        <w:spacing w:lineRule="auto" w:line="360"/>
-        <w:jc w:val="center"/>
-        <w:rPr>
-          <w:rFonts w:ascii="Arial" w:hAnsi="Arial"/>
-          <w:b/>
-          <w:bCs/>
-        </w:rPr>
-      </w:pPr>
-      <w:r>
-        <w:rPr>
-          <w:rStyle w:val="Strong"/>
-          <w:rFonts w:ascii="Arial" w:hAnsi="Arial"/>
-          <w:b/>
-          <w:bCs/>
-        </w:rPr>
-        <w:t>BAB 1 – PENDAHULUAN</w:t>
-      </w:r>
-    </w:p>
-    <w:p>
-      <w:pPr>
-        <w:pStyle w:val="BodyText"/>
-        <w:bidi w:val="0"/>
-        <w:spacing w:lineRule="auto" w:line="360"/>
-        <w:jc w:val="center"/>
-        <w:rPr>
-          <w:rStyle w:val="Strong"/>
-          <w:b/>
-          <w:bCs/>
-        </w:rPr>
-      </w:pPr>
-      <w:r>
-        <w:rPr>
-          <w:rFonts w:ascii="Arial" w:hAnsi="Arial"/>
-          <w:b/>
-          <w:bCs/>
-        </w:rPr>
-      </w:r>
-    </w:p>
-    <w:p>
-      <w:pPr>
-        <w:pStyle w:val="Heading4"/>
-        <w:bidi w:val="0"/>
-        <w:spacing w:lineRule="auto" w:line="360"/>
-        <w:jc w:val="start"/>
-        <w:rPr>
-          <w:rFonts w:ascii="Arial" w:hAnsi="Arial"/>
-          <w:b w:val="false"/>
-          <w:bCs w:val="false"/>
-        </w:rPr>
-      </w:pPr>
-      <w:r>
-        <w:rPr>
-          <w:rStyle w:val="Strong"/>
-          <w:rFonts w:ascii="Arial" w:hAnsi="Arial"/>
-          <w:b/>
-          <w:bCs/>
-        </w:rPr>
-        <w:t>1.1 Latar Belakang</w:t>
-      </w:r>
-    </w:p>
-    <w:p>
-      <w:pPr>
-        <w:pStyle w:val="BodyText"/>
-        <w:bidi w:val="0"/>
-        <w:spacing w:lineRule="auto" w:line="360"/>
-        <w:jc w:val="start"/>
-        <w:rPr>
-          <w:rFonts w:ascii="Arial" w:hAnsi="Arial"/>
-        </w:rPr>
-      </w:pPr>
-      <w:r>
-        <w:rPr>
-          <w:rFonts w:ascii="Arial" w:hAnsi="Arial"/>
-        </w:rPr>
-        <w:t xml:space="preserve">Dalam kehidupan sehari-hari, manusia sering dihadapkan pada berbagai fenomena yang saling berhubungan satu sama lain. Hubungan tersebut dapat terjadi antara berbagai variabel, seperti hubungan antara waktu belajar dengan prestasi siswa, atau hubungan antara jumlah produksi dengan keuntungan suatu usaha. Untuk memahami hubungan tersebut secara ilmiah, diperlukan suatu metode analisis yang tepat, salah satunya melalui konsep korelasi dalam </w:t>
-      </w:r>
-      <w:r>
-        <w:rPr>
-          <w:rStyle w:val="Strong"/>
-          <w:rFonts w:ascii="Arial" w:hAnsi="Arial"/>
-        </w:rPr>
-        <w:t>Statistika</w:t>
-      </w:r>
-      <w:r>
-        <w:rPr>
-          <w:rFonts w:ascii="Arial" w:hAnsi="Arial"/>
-        </w:rPr>
-        <w:t>.</w:t>
-      </w:r>
-    </w:p>
-    <w:p>
-      <w:pPr>
-        <w:pStyle w:val="BodyText"/>
-        <w:bidi w:val="0"/>
-        <w:spacing w:lineRule="auto" w:line="360"/>
-        <w:jc w:val="start"/>
-        <w:rPr>
-          <w:rFonts w:ascii="Arial" w:hAnsi="Arial"/>
-        </w:rPr>
-      </w:pPr>
-      <w:r>
-        <w:rPr>
-          <w:rFonts w:ascii="Arial" w:hAnsi="Arial"/>
-        </w:rPr>
-        <w:t>Korelasi merupakan alat yang digunakan untuk mengetahui apakah terdapat hubungan antara dua variabel serta seberapa kuat hubungan tersebut. Dengan adanya analisis korelasi, seseorang dapat menarik kesimpulan berdasarkan data yang diperoleh, sehingga keputusan yang diambil menjadi lebih tepat dan objektif. Dalam dunia pendidikan, ekonomi, maupun penelitian ilmiah, korelasi memiliki peranan yang sangat penting dalam menganalisis data.</w:t>
-      </w:r>
-    </w:p>
-    <w:p>
-      <w:pPr>
-        <w:pStyle w:val="BodyText"/>
-        <w:bidi w:val="0"/>
-        <w:spacing w:lineRule="auto" w:line="360"/>
-        <w:jc w:val="start"/>
-        <w:rPr>
-          <w:rFonts w:ascii="Arial" w:hAnsi="Arial"/>
-        </w:rPr>
-      </w:pPr>
-      <w:r>
-        <w:rPr>
-          <w:rFonts w:ascii="Arial" w:hAnsi="Arial"/>
-        </w:rPr>
-        <w:t>Namun, masih banyak orang yang belum memahami secara mendalam mengenai konsep korelasi, termasuk jenis-jenisnya, kekuatan hubungan, serta cara penerapannya dalam kehidupan sehari-hari. Oleh karena itu, penulisan makalah ini bertujuan untuk memberikan pemahaman yang lebih jelas mengenai korelasi agar dapat digunakan secara tepat dalam berbagai bidang.</w:t>
-      </w:r>
-    </w:p>
-    <w:p>
-      <w:pPr>
-        <w:pStyle w:val="BodyText"/>
-        <w:bidi w:val="0"/>
-        <w:spacing w:lineRule="auto" w:line="360"/>
-        <w:jc w:val="start"/>
-        <w:rPr>
-          <w:rFonts w:ascii="Arial" w:hAnsi="Arial"/>
-        </w:rPr>
-      </w:pPr>
-      <w:r>
-        <w:rPr>
-          <w:rFonts w:ascii="Arial" w:hAnsi="Arial"/>
-        </w:rPr>
-      </w:r>
-    </w:p>
-    <w:p>
-      <w:pPr>
-        <w:pStyle w:val="Heading4"/>
-        <w:bidi w:val="0"/>
-        <w:spacing w:lineRule="auto" w:line="360"/>
-        <w:jc w:val="start"/>
-        <w:rPr>
-          <w:rFonts w:ascii="Arial" w:hAnsi="Arial"/>
-          <w:b w:val="false"/>
-          <w:bCs w:val="false"/>
-        </w:rPr>
-      </w:pPr>
-      <w:r>
-        <w:rPr>
-          <w:rStyle w:val="Strong"/>
-          <w:rFonts w:ascii="Arial" w:hAnsi="Arial"/>
-          <w:b/>
-          <w:bCs/>
-        </w:rPr>
-        <w:t>1.2 Identifikasi Masalah</w:t>
-      </w:r>
-    </w:p>
-    <w:p>
-      <w:pPr>
-        <w:pStyle w:val="BodyText"/>
-        <w:bidi w:val="0"/>
-        <w:spacing w:lineRule="auto" w:line="360"/>
-        <w:jc w:val="start"/>
-        <w:rPr>
-          <w:rFonts w:ascii="Arial" w:hAnsi="Arial"/>
-        </w:rPr>
-      </w:pPr>
-      <w:r>
-        <w:rPr>
-          <w:rFonts w:ascii="Arial" w:hAnsi="Arial"/>
-        </w:rPr>
-        <w:t>Berdasarkan latar belakang yang telah diuraikan, maka dapat diidentifikasi beberapa permasalahan sebagai berikut:</w:t>
-      </w:r>
-    </w:p>
-    <w:p>
-      <w:pPr>
-        <w:pStyle w:val="BodyText"/>
-        <w:bidi w:val="0"/>
-        <w:spacing w:lineRule="auto" w:line="360" w:before="0" w:after="0"/>
-        <w:jc w:val="start"/>
-        <w:rPr>
-          <w:rFonts w:ascii="Arial" w:hAnsi="Arial"/>
-        </w:rPr>
-      </w:pPr>
-      <w:r>
-        <w:rPr>
-          <w:rFonts w:ascii="Arial" w:hAnsi="Arial"/>
-        </w:rPr>
-        <w:t xml:space="preserve">1. </w:t>
-      </w:r>
-      <w:r>
-        <w:rPr>
-          <w:rFonts w:ascii="Arial" w:hAnsi="Arial"/>
-        </w:rPr>
-        <w:t xml:space="preserve">Kurangnya pemahaman mengenai pengertian korelasi. </w:t>
-      </w:r>
-    </w:p>
-    <w:p>
-      <w:pPr>
-        <w:pStyle w:val="BodyText"/>
-        <w:bidi w:val="0"/>
-        <w:spacing w:lineRule="auto" w:line="360" w:before="0" w:after="0"/>
-        <w:jc w:val="start"/>
-        <w:rPr>
-          <w:rFonts w:ascii="Arial" w:hAnsi="Arial"/>
-        </w:rPr>
-      </w:pPr>
-      <w:r>
-        <w:rPr>
-          <w:rFonts w:ascii="Arial" w:hAnsi="Arial"/>
-        </w:rPr>
-        <w:t xml:space="preserve">2. </w:t>
-      </w:r>
-      <w:r>
-        <w:rPr>
-          <w:rFonts w:ascii="Arial" w:hAnsi="Arial"/>
-        </w:rPr>
-        <w:t xml:space="preserve">Belum diketahui macam-macam korelasi secara jelas. </w:t>
-      </w:r>
-    </w:p>
-    <w:p>
-      <w:pPr>
-        <w:pStyle w:val="BodyText"/>
-        <w:bidi w:val="0"/>
-        <w:spacing w:lineRule="auto" w:line="360" w:before="0" w:after="0"/>
-        <w:jc w:val="start"/>
-        <w:rPr>
-          <w:rFonts w:ascii="Arial" w:hAnsi="Arial"/>
-        </w:rPr>
-      </w:pPr>
-      <w:r>
-        <w:rPr>
-          <w:rFonts w:ascii="Arial" w:hAnsi="Arial"/>
-        </w:rPr>
-        <w:t xml:space="preserve">3. </w:t>
-      </w:r>
-      <w:r>
-        <w:rPr>
-          <w:rFonts w:ascii="Arial" w:hAnsi="Arial"/>
-        </w:rPr>
-        <w:t xml:space="preserve">Kurangnya pengetahuan tentang kekuatan hubungan dalam korelasi. </w:t>
-      </w:r>
-    </w:p>
-    <w:p>
-      <w:pPr>
-        <w:pStyle w:val="BodyText"/>
-        <w:bidi w:val="0"/>
-        <w:spacing w:lineRule="auto" w:line="360"/>
-        <w:jc w:val="start"/>
-        <w:rPr>
-          <w:rFonts w:ascii="Arial" w:hAnsi="Arial"/>
-        </w:rPr>
-      </w:pPr>
-      <w:r>
-        <w:rPr>
-          <w:rFonts w:ascii="Arial" w:hAnsi="Arial"/>
-        </w:rPr>
-        <w:t xml:space="preserve">4. </w:t>
-      </w:r>
-      <w:r>
-        <w:rPr>
-          <w:rFonts w:ascii="Arial" w:hAnsi="Arial"/>
-        </w:rPr>
-        <w:t xml:space="preserve">Minimnya pemahaman mengenai penerapan korelasi dalam kehidupan sehari-hari. </w:t>
-      </w:r>
-    </w:p>
-    <w:p>
-      <w:pPr>
-        <w:pStyle w:val="BodyText"/>
-        <w:bidi w:val="0"/>
-        <w:spacing w:lineRule="auto" w:line="360"/>
-        <w:jc w:val="start"/>
-        <w:rPr>
-          <w:rFonts w:ascii="Arial" w:hAnsi="Arial"/>
-        </w:rPr>
-      </w:pPr>
-      <w:r>
-        <w:rPr>
-          <w:rFonts w:ascii="Arial" w:hAnsi="Arial"/>
-        </w:rPr>
-      </w:r>
-    </w:p>
-    <w:p>
-      <w:pPr>
-        <w:pStyle w:val="BodyText"/>
-        <w:bidi w:val="0"/>
-        <w:spacing w:lineRule="auto" w:line="360"/>
-        <w:jc w:val="start"/>
-        <w:rPr>
-          <w:rFonts w:ascii="Arial" w:hAnsi="Arial"/>
-        </w:rPr>
-      </w:pPr>
-      <w:r>
-        <w:rPr>
-          <w:rFonts w:ascii="Arial" w:hAnsi="Arial"/>
-        </w:rPr>
-      </w:r>
-    </w:p>
-    <w:p>
-      <w:pPr>
-        <w:pStyle w:val="BodyText"/>
-        <w:bidi w:val="0"/>
-        <w:spacing w:lineRule="auto" w:line="360"/>
-        <w:jc w:val="center"/>
-        <w:rPr>
-          <w:rFonts w:ascii="Arial" w:hAnsi="Arial"/>
-          <w:b/>
-          <w:bCs/>
-        </w:rPr>
-      </w:pPr>
-      <w:r>
-        <w:rPr>
-          <w:rFonts w:ascii="Arial" w:hAnsi="Arial"/>
-          <w:b/>
-          <w:bCs/>
-        </w:rPr>
-        <w:t>1</w:t>
-      </w:r>
-    </w:p>
-    <w:p>
-      <w:pPr>
-        <w:pStyle w:val="Heading4"/>
-        <w:bidi w:val="0"/>
-        <w:spacing w:lineRule="auto" w:line="360" w:before="0" w:after="140"/>
-        <w:jc w:val="start"/>
-        <w:rPr>
-          <w:rStyle w:val="Strong"/>
-          <w:rFonts w:ascii="Arial" w:hAnsi="Arial"/>
-        </w:rPr>
-      </w:pPr>
-      <w:r>
-        <w:rPr>
-          <w:rFonts w:ascii="Arial" w:hAnsi="Arial"/>
-        </w:rPr>
-      </w:r>
-    </w:p>
-    <w:p>
-      <w:pPr>
-        <w:pStyle w:val="Heading4"/>
-        <w:bidi w:val="0"/>
-        <w:spacing w:lineRule="auto" w:line="360" w:before="0" w:after="140"/>
-        <w:jc w:val="start"/>
-        <w:rPr>
-          <w:rFonts w:ascii="Arial" w:hAnsi="Arial"/>
-        </w:rPr>
-      </w:pPr>
-      <w:r>
-        <w:rPr>
-          <w:rStyle w:val="Strong"/>
-          <w:rFonts w:ascii="Arial" w:hAnsi="Arial"/>
-          <w:b/>
-          <w:bCs/>
-        </w:rPr>
-        <w:t>1.3 Perumusan Masalah</w:t>
-      </w:r>
-    </w:p>
-    <w:p>
-      <w:pPr>
-        <w:pStyle w:val="BodyText"/>
-        <w:bidi w:val="0"/>
-        <w:spacing w:lineRule="auto" w:line="360"/>
-        <w:jc w:val="start"/>
-        <w:rPr>
-          <w:rFonts w:ascii="Arial" w:hAnsi="Arial"/>
-        </w:rPr>
-      </w:pPr>
-      <w:r>
-        <w:rPr>
-          <w:rFonts w:ascii="Arial" w:hAnsi="Arial"/>
-        </w:rPr>
-        <w:t>Berdasarkan identifikasi masalah di atas, maka rumusan masalah dalam makalah ini adalah:</w:t>
-      </w:r>
-    </w:p>
-    <w:p>
-      <w:pPr>
-        <w:pStyle w:val="BodyText"/>
-        <w:bidi w:val="0"/>
-        <w:spacing w:lineRule="auto" w:line="360" w:before="0" w:after="0"/>
-        <w:jc w:val="start"/>
-        <w:rPr>
-          <w:rFonts w:ascii="Arial" w:hAnsi="Arial"/>
-        </w:rPr>
-      </w:pPr>
-      <w:r>
-        <w:rPr>
-          <w:rFonts w:ascii="Arial" w:hAnsi="Arial"/>
-        </w:rPr>
-        <w:t xml:space="preserve">1. </w:t>
-      </w:r>
-      <w:r>
-        <w:rPr>
-          <w:rFonts w:ascii="Arial" w:hAnsi="Arial"/>
-        </w:rPr>
-        <w:t xml:space="preserve">Apa yang dimaksud dengan korelasi? </w:t>
-      </w:r>
-    </w:p>
-    <w:p>
-      <w:pPr>
-        <w:pStyle w:val="BodyText"/>
-        <w:bidi w:val="0"/>
-        <w:spacing w:lineRule="auto" w:line="360" w:before="0" w:after="0"/>
-        <w:jc w:val="start"/>
-        <w:rPr>
-          <w:rFonts w:ascii="Arial" w:hAnsi="Arial"/>
-        </w:rPr>
-      </w:pPr>
-      <w:r>
-        <w:rPr>
-          <w:rFonts w:ascii="Arial" w:hAnsi="Arial"/>
-        </w:rPr>
-        <w:t xml:space="preserve">2. </w:t>
-      </w:r>
-      <w:r>
-        <w:rPr>
-          <w:rFonts w:ascii="Arial" w:hAnsi="Arial"/>
-        </w:rPr>
-        <w:t xml:space="preserve">Apa saja macam-macam korelasi? </w:t>
-      </w:r>
-    </w:p>
-    <w:p>
-      <w:pPr>
-        <w:pStyle w:val="BodyText"/>
-        <w:bidi w:val="0"/>
-        <w:spacing w:lineRule="auto" w:line="360" w:before="0" w:after="0"/>
-        <w:jc w:val="start"/>
-        <w:rPr>
-          <w:rFonts w:ascii="Arial" w:hAnsi="Arial"/>
-        </w:rPr>
-      </w:pPr>
-      <w:r>
-        <w:rPr>
-          <w:rFonts w:ascii="Arial" w:hAnsi="Arial"/>
-        </w:rPr>
-        <w:t xml:space="preserve">3. </w:t>
-      </w:r>
-      <w:r>
-        <w:rPr>
-          <w:rFonts w:ascii="Arial" w:hAnsi="Arial"/>
-        </w:rPr>
-        <w:t xml:space="preserve">Bagaimana cara mengetahui kekuatan korelasi? </w:t>
-      </w:r>
-    </w:p>
-    <w:p>
-      <w:pPr>
-        <w:pStyle w:val="BodyText"/>
-        <w:bidi w:val="0"/>
-        <w:spacing w:lineRule="auto" w:line="360" w:before="0" w:after="0"/>
-        <w:jc w:val="start"/>
-        <w:rPr>
-          <w:rFonts w:ascii="Arial" w:hAnsi="Arial"/>
-        </w:rPr>
-      </w:pPr>
-      <w:r>
-        <w:rPr>
-          <w:rFonts w:ascii="Arial" w:hAnsi="Arial"/>
-        </w:rPr>
-        <w:t xml:space="preserve">4. </w:t>
-      </w:r>
-      <w:r>
-        <w:rPr>
-          <w:rFonts w:ascii="Arial" w:hAnsi="Arial"/>
-        </w:rPr>
-        <w:t xml:space="preserve">Bagaimana contoh dan analisis korelasi dalam kehidupan sehari-hari? </w:t>
-      </w:r>
-    </w:p>
-    <w:p>
-      <w:pPr>
-        <w:pStyle w:val="BodyText"/>
-        <w:bidi w:val="0"/>
-        <w:spacing w:lineRule="auto" w:line="360"/>
-        <w:jc w:val="start"/>
-        <w:rPr>
-          <w:rFonts w:ascii="Arial" w:hAnsi="Arial"/>
-        </w:rPr>
-      </w:pPr>
-      <w:r>
-        <w:rPr>
-          <w:rFonts w:ascii="Arial" w:hAnsi="Arial"/>
-        </w:rPr>
-        <w:t xml:space="preserve">5. </w:t>
-      </w:r>
-      <w:r>
-        <w:rPr>
-          <w:rFonts w:ascii="Arial" w:hAnsi="Arial"/>
-        </w:rPr>
-        <w:t>Mengapa korelasi penting untuk dipelajari?</w:t>
-      </w:r>
-    </w:p>
-    <w:p>
-      <w:pPr>
-        <w:pStyle w:val="Heading4"/>
-        <w:bidi w:val="0"/>
-        <w:spacing w:lineRule="auto" w:line="360"/>
-        <w:jc w:val="start"/>
-        <w:rPr>
-          <w:rFonts w:ascii="Arial" w:hAnsi="Arial"/>
-          <w:b w:val="false"/>
-          <w:bCs w:val="false"/>
-        </w:rPr>
-      </w:pPr>
-      <w:r>
-        <w:rPr>
-          <w:rStyle w:val="Strong"/>
-          <w:rFonts w:ascii="Arial" w:hAnsi="Arial"/>
-          <w:b/>
-          <w:bCs/>
-        </w:rPr>
-        <w:t>1.4 Manfaat</w:t>
-      </w:r>
-    </w:p>
-    <w:p>
-      <w:pPr>
-        <w:pStyle w:val="BodyText"/>
-        <w:bidi w:val="0"/>
-        <w:spacing w:lineRule="auto" w:line="360"/>
-        <w:jc w:val="start"/>
-        <w:rPr>
-          <w:rFonts w:ascii="Arial" w:hAnsi="Arial"/>
-        </w:rPr>
-      </w:pPr>
-      <w:r>
-        <w:rPr>
-          <w:rFonts w:ascii="Arial" w:hAnsi="Arial"/>
-        </w:rPr>
-        <w:t>Adapun manfaat dari penulisan makalah ini adalah sebagai berikut:</w:t>
-      </w:r>
-    </w:p>
-    <w:p>
-      <w:pPr>
-        <w:pStyle w:val="BodyText"/>
-        <w:bidi w:val="0"/>
-        <w:spacing w:lineRule="auto" w:line="360" w:before="0" w:after="0"/>
-        <w:jc w:val="start"/>
-        <w:rPr>
-          <w:rFonts w:ascii="Arial" w:hAnsi="Arial"/>
-        </w:rPr>
-      </w:pPr>
-      <w:r>
-        <w:rPr>
-          <w:rFonts w:ascii="Arial" w:hAnsi="Arial"/>
-        </w:rPr>
-        <w:t xml:space="preserve">1. </w:t>
-      </w:r>
-      <w:r>
-        <w:rPr>
-          <w:rFonts w:ascii="Arial" w:hAnsi="Arial"/>
-        </w:rPr>
-        <w:t xml:space="preserve">Menambah wawasan tentang konsep korelasi dalam ilmu statistika. </w:t>
-      </w:r>
-    </w:p>
-    <w:p>
-      <w:pPr>
-        <w:pStyle w:val="BodyText"/>
-        <w:bidi w:val="0"/>
-        <w:spacing w:lineRule="auto" w:line="360" w:before="0" w:after="0"/>
-        <w:jc w:val="start"/>
-        <w:rPr>
-          <w:rFonts w:ascii="Arial" w:hAnsi="Arial"/>
-        </w:rPr>
-      </w:pPr>
-      <w:r>
-        <w:rPr>
-          <w:rFonts w:ascii="Arial" w:hAnsi="Arial"/>
-        </w:rPr>
-        <w:t xml:space="preserve">2. </w:t>
-      </w:r>
-      <w:r>
-        <w:rPr>
-          <w:rFonts w:ascii="Arial" w:hAnsi="Arial"/>
-        </w:rPr>
-        <w:t xml:space="preserve">Membantu memahami hubungan antar variabel secara lebih sistematis. </w:t>
-      </w:r>
-    </w:p>
-    <w:p>
-      <w:pPr>
-        <w:pStyle w:val="BodyText"/>
-        <w:bidi w:val="0"/>
-        <w:spacing w:lineRule="auto" w:line="360" w:before="0" w:after="0"/>
-        <w:jc w:val="start"/>
-        <w:rPr>
-          <w:rFonts w:ascii="Arial" w:hAnsi="Arial"/>
-        </w:rPr>
-      </w:pPr>
-      <w:r>
-        <w:rPr>
-          <w:rFonts w:ascii="Arial" w:hAnsi="Arial"/>
-        </w:rPr>
-        <w:t xml:space="preserve">3. </w:t>
-      </w:r>
-      <w:r>
-        <w:rPr>
-          <w:rFonts w:ascii="Arial" w:hAnsi="Arial"/>
-        </w:rPr>
-        <w:t xml:space="preserve">Memberikan pengetahuan tentang penerapan korelasi dalam kehidupan sehari-hari. </w:t>
-      </w:r>
-    </w:p>
-    <w:p>
-      <w:pPr>
-        <w:pStyle w:val="BodyText"/>
-        <w:bidi w:val="0"/>
-        <w:spacing w:lineRule="auto" w:line="360"/>
-        <w:jc w:val="start"/>
-        <w:rPr>
-          <w:rFonts w:ascii="Arial" w:hAnsi="Arial"/>
-        </w:rPr>
-      </w:pPr>
-      <w:r>
-        <w:rPr>
-          <w:rFonts w:ascii="Arial" w:hAnsi="Arial"/>
-        </w:rPr>
-        <w:t xml:space="preserve">4. </w:t>
-      </w:r>
-      <w:r>
-        <w:rPr>
-          <w:rFonts w:ascii="Arial" w:hAnsi="Arial"/>
-        </w:rPr>
-        <w:t>Menjadi referensi bagi pembaca dalam mempelajari analisis data.</w:t>
-      </w:r>
-    </w:p>
-    <w:p>
-      <w:pPr>
-        <w:pStyle w:val="BodyText"/>
-        <w:bidi w:val="0"/>
-        <w:spacing w:lineRule="auto" w:line="360"/>
-        <w:jc w:val="start"/>
-        <w:rPr>
-          <w:rFonts w:ascii="Arial" w:hAnsi="Arial"/>
-          <w:b w:val="false"/>
-          <w:bCs w:val="false"/>
-        </w:rPr>
-      </w:pPr>
-      <w:r>
-        <w:rPr>
-          <w:rFonts w:ascii="Arial" w:hAnsi="Arial"/>
-          <w:b w:val="false"/>
-          <w:bCs w:val="false"/>
-        </w:rPr>
-      </w:r>
-    </w:p>
-    <w:p>
-      <w:pPr>
-        <w:pStyle w:val="BodyText"/>
-        <w:bidi w:val="0"/>
-        <w:spacing w:lineRule="auto" w:line="360"/>
-        <w:jc w:val="center"/>
-        <w:rPr>
-          <w:rFonts w:ascii="Arial" w:hAnsi="Arial"/>
-          <w:b/>
-          <w:bCs/>
-        </w:rPr>
-      </w:pPr>
-      <w:r>
-        <w:rPr>
-          <w:rFonts w:ascii="Arial" w:hAnsi="Arial"/>
-          <w:b/>
-          <w:bCs/>
-        </w:rPr>
-      </w:r>
-    </w:p>
-    <w:p>
-      <w:pPr>
-        <w:pStyle w:val="BodyText"/>
-        <w:bidi w:val="0"/>
-        <w:spacing w:lineRule="auto" w:line="360"/>
-        <w:jc w:val="center"/>
-        <w:rPr>
-          <w:rFonts w:ascii="Arial" w:hAnsi="Arial"/>
-          <w:b/>
-          <w:bCs/>
-        </w:rPr>
-      </w:pPr>
-      <w:r>
-        <w:rPr>
-          <w:rFonts w:ascii="Arial" w:hAnsi="Arial"/>
-          <w:b/>
-          <w:bCs/>
-        </w:rPr>
-      </w:r>
-    </w:p>
-    <w:p>
-      <w:pPr>
-        <w:pStyle w:val="BodyText"/>
-        <w:bidi w:val="0"/>
-        <w:spacing w:lineRule="auto" w:line="360"/>
-        <w:jc w:val="center"/>
-        <w:rPr>
-          <w:rFonts w:ascii="Arial" w:hAnsi="Arial"/>
-          <w:b/>
-          <w:bCs/>
-        </w:rPr>
-      </w:pPr>
-      <w:r>
-        <w:rPr>
-          <w:rFonts w:ascii="Arial" w:hAnsi="Arial"/>
-          <w:b/>
-          <w:bCs/>
-        </w:rPr>
-        <w:t>BAB 2 – PEMBAHASAN</w:t>
-      </w:r>
-    </w:p>
-    <w:p>
-      <w:pPr>
-        <w:pStyle w:val="BodyText"/>
-        <w:bidi w:val="0"/>
-        <w:spacing w:lineRule="auto" w:line="360"/>
-        <w:jc w:val="center"/>
-        <w:rPr>
-          <w:rFonts w:ascii="Arial" w:hAnsi="Arial"/>
-          <w:b/>
-          <w:bCs/>
-        </w:rPr>
-      </w:pPr>
-      <w:r>
-        <w:rPr>
-          <w:rFonts w:ascii="Arial" w:hAnsi="Arial"/>
-          <w:b/>
-          <w:bCs/>
-        </w:rPr>
-      </w:r>
-    </w:p>
-    <w:p>
-      <w:pPr>
-        <w:pStyle w:val="Heading3"/>
-        <w:bidi w:val="0"/>
-        <w:spacing w:lineRule="auto" w:line="360"/>
-        <w:jc w:val="start"/>
-        <w:rPr>
-          <w:rFonts w:ascii="Arial" w:hAnsi="Arial"/>
-          <w:b w:val="false"/>
-          <w:bCs w:val="false"/>
-        </w:rPr>
-      </w:pPr>
-      <w:r>
-        <w:rPr>
-          <w:rStyle w:val="Strong"/>
-          <w:rFonts w:ascii="Arial" w:hAnsi="Arial"/>
-          <w:b/>
-          <w:bCs/>
-        </w:rPr>
-        <w:t>2.1 Pengertian Korelasi</w:t>
-      </w:r>
-    </w:p>
-    <w:p>
-      <w:pPr>
-        <w:pStyle w:val="BodyText"/>
-        <w:bidi w:val="0"/>
-        <w:spacing w:lineRule="auto" w:line="360"/>
-        <w:jc w:val="start"/>
-        <w:rPr>
-          <w:rFonts w:ascii="Arial" w:hAnsi="Arial"/>
-        </w:rPr>
-      </w:pPr>
-      <w:r>
-        <w:rPr>
-          <w:rFonts w:ascii="Arial" w:hAnsi="Arial"/>
-        </w:rPr>
-        <w:t xml:space="preserve">Korelasi adalah suatu konsep dalam </w:t>
-      </w:r>
-      <w:r>
-        <w:rPr>
-          <w:rStyle w:val="Strong"/>
-          <w:rFonts w:ascii="Arial" w:hAnsi="Arial"/>
-          <w:b w:val="false"/>
-          <w:bCs w:val="false"/>
-        </w:rPr>
-        <w:t>Stat istika</w:t>
-      </w:r>
-      <w:r>
-        <w:rPr>
-          <w:rFonts w:ascii="Arial" w:hAnsi="Arial"/>
-        </w:rPr>
-        <w:t xml:space="preserve"> yang digunakan untuk mengetahui hubungan antara dua variabel atau lebih. Hubungan ini dapat menunjukkan apakah perubahan pada satu variabel akan diikuti oleh perubahan pada variabel lainnya. Korelasi tidak selalu berarti sebab-akibat, tetapi hanya menunjukkan adanya keterkaitan antara dua hal. Misalnya, terdapat hubungan antara waktu belajar dengan nilai ujian siswa. Dengan menggunakan analisis korelasi, peneliti dapat mengetahui seberapa kuat hubungan tersebut dan arah hubungan yang terjadi, apakah positif atau negatif.</w:t>
-      </w:r>
-    </w:p>
-    <w:p>
-      <w:pPr>
-        <w:pStyle w:val="BodyText"/>
-        <w:bidi w:val="0"/>
-        <w:spacing w:lineRule="auto" w:line="360"/>
-        <w:jc w:val="start"/>
-        <w:rPr>
-          <w:rFonts w:ascii="Arial" w:hAnsi="Arial"/>
-        </w:rPr>
-      </w:pPr>
-      <w:r>
-        <w:rPr>
-          <w:rFonts w:ascii="Arial" w:hAnsi="Arial"/>
-        </w:rPr>
-      </w:r>
-    </w:p>
-    <w:p>
-      <w:pPr>
-        <w:pStyle w:val="BodyText"/>
-        <w:bidi w:val="0"/>
-        <w:spacing w:lineRule="auto" w:line="360"/>
-        <w:jc w:val="center"/>
-        <w:rPr>
-          <w:rFonts w:ascii="Arial" w:hAnsi="Arial"/>
-          <w:b/>
-          <w:bCs/>
-        </w:rPr>
-      </w:pPr>
-      <w:r>
-        <w:rPr>
-          <w:rFonts w:ascii="Arial" w:hAnsi="Arial"/>
-          <w:b/>
-          <w:bCs/>
-        </w:rPr>
-        <w:t>2</w:t>
-      </w:r>
-    </w:p>
-    <w:p>
-      <w:pPr>
-        <w:pStyle w:val="Normal"/>
-        <w:bidi w:val="0"/>
-        <w:spacing w:lineRule="auto" w:line="360"/>
-        <w:jc w:val="center"/>
-        <w:rPr>
-          <w:rFonts w:ascii="Arial" w:hAnsi="Arial"/>
-          <w:b/>
-          <w:bCs/>
-        </w:rPr>
-      </w:pPr>
-      <w:r>
-        <w:rPr>
-          <w:rFonts w:ascii="Arial" w:hAnsi="Arial"/>
-          <w:b/>
-          <w:bCs/>
-        </w:rPr>
-      </w:r>
-    </w:p>
-    <w:p>
-      <w:pPr>
-        <w:pStyle w:val="Normal"/>
-        <w:bidi w:val="0"/>
-        <w:spacing w:lineRule="auto" w:line="360"/>
-        <w:jc w:val="center"/>
-        <w:rPr>
-          <w:rFonts w:ascii="Arial" w:hAnsi="Arial"/>
-          <w:b/>
-          <w:bCs/>
-        </w:rPr>
-      </w:pPr>
-      <w:r>
-        <w:rPr>
-          <w:rFonts w:ascii="Arial" w:hAnsi="Arial"/>
-          <w:b/>
-          <w:bCs/>
-        </w:rPr>
-      </w:r>
-    </w:p>
-    <w:p>
-      <w:pPr>
-        <w:pStyle w:val="Heading3"/>
-        <w:bidi w:val="0"/>
-        <w:spacing w:lineRule="auto" w:line="360"/>
-        <w:jc w:val="start"/>
-        <w:rPr>
-          <w:rFonts w:ascii="Arial" w:hAnsi="Arial"/>
-          <w:b w:val="false"/>
-          <w:bCs w:val="false"/>
-        </w:rPr>
-      </w:pPr>
-      <w:r>
-        <w:rPr>
-          <w:rStyle w:val="Strong"/>
-          <w:rFonts w:ascii="Arial" w:hAnsi="Arial"/>
-          <w:b/>
-          <w:bCs/>
-        </w:rPr>
-        <w:t>2.2 Macam-Macam Korelasi</w:t>
-      </w:r>
-    </w:p>
-    <w:p>
-      <w:pPr>
-        <w:pStyle w:val="BodyText"/>
-        <w:bidi w:val="0"/>
-        <w:spacing w:lineRule="auto" w:line="360"/>
-        <w:jc w:val="start"/>
-        <w:rPr>
-          <w:rFonts w:ascii="Arial" w:hAnsi="Arial"/>
-        </w:rPr>
-      </w:pPr>
-      <w:r>
-        <w:rPr>
-          <w:rFonts w:ascii="Arial" w:hAnsi="Arial"/>
-        </w:rPr>
-        <w:t>Korelasi dapat dibedakan berdasarkan arah dan kekuatan hubungan antar variabel, yaitu sebagai berikut:</w:t>
       </w:r>
     </w:p>
     <w:p>
@@ -2337,32 +2164,23 @@
     </w:p>
     <w:p>
       <w:pPr>
-        <w:pStyle w:val="BlokKutipan"/>
+        <w:pStyle w:val="BlokKutipanuser"/>
         <w:bidi w:val="0"/>
         <w:spacing w:lineRule="auto" w:line="360" w:before="0" w:after="140"/>
-        <w:ind w:hanging="0" w:start="0"/>
-        <w:jc w:val="start"/>
-        <w:rPr>
-          <w:rFonts w:ascii="Arial" w:hAnsi="Arial"/>
-        </w:rPr>
-      </w:pPr>
-      <w:r>
-        <w:rPr>
-          <w:rStyle w:val="Strong"/>
-          <w:rFonts w:ascii="Arial" w:hAnsi="Arial"/>
-          <w:b w:val="false"/>
-          <w:bCs w:val="false"/>
-        </w:rPr>
-        <w:t>C</w:t>
-      </w:r>
-      <w:r>
-        <w:rPr>
-          <w:rStyle w:val="Strong"/>
-          <w:rFonts w:ascii="Arial" w:hAnsi="Arial"/>
-          <w:b w:val="false"/>
-          <w:bCs w:val="false"/>
-        </w:rPr>
-        <w:t>ontoh</w:t>
+        <w:ind w:hanging="0" w:start="0" w:end="567"/>
+        <w:jc w:val="start"/>
+        <w:rPr>
+          <w:rFonts w:ascii="Arial" w:hAnsi="Arial"/>
+        </w:rPr>
+      </w:pPr>
+      <w:r>
+        <w:rPr>
+          <w:rStyle w:val="Strong"/>
+          <w:rFonts w:ascii="Arial" w:hAnsi="Arial"/>
+          <w:b w:val="false"/>
+          <w:bCs w:val="false"/>
+        </w:rPr>
+        <w:t>Contoh</w:t>
       </w:r>
       <w:r>
         <w:rPr>
@@ -2405,10 +2223,10 @@
     </w:p>
     <w:p>
       <w:pPr>
-        <w:pStyle w:val="BlokKutipan"/>
+        <w:pStyle w:val="BlokKutipanuser"/>
         <w:bidi w:val="0"/>
         <w:spacing w:lineRule="auto" w:line="360" w:before="0" w:after="140"/>
-        <w:ind w:hanging="0" w:start="0"/>
+        <w:ind w:hanging="0" w:start="0" w:end="567"/>
         <w:jc w:val="start"/>
         <w:rPr>
           <w:rFonts w:ascii="Arial" w:hAnsi="Arial"/>
@@ -2445,77 +2263,21 @@
         <w:jc w:val="start"/>
         <w:rPr>
           <w:rFonts w:ascii="Arial" w:hAnsi="Arial"/>
-          <w:b w:val="false"/>
-          <w:bCs w:val="false"/>
-        </w:rPr>
-      </w:pPr>
-      <w:r>
-        <w:rPr>
-          <w:rStyle w:val="Strong"/>
-          <w:rFonts w:ascii="Arial" w:hAnsi="Arial"/>
-        </w:rPr>
-        <w:t>c. Korelasi Lemah</w:t>
-      </w:r>
-      <w:r>
-        <w:rPr>
-          <w:rFonts w:ascii="Arial" w:hAnsi="Arial"/>
-          <w:b w:val="false"/>
-          <w:bCs w:val="false"/>
-        </w:rPr>
-        <w:br/>
-        <w:t>Korelasi lemah menunjukkan bahwa hubungan antara dua variabel sangat kecil atau tidak terlalu berpengaruh. Perubahan pada satu variabel tidak terlalu memengaruhi variabel lainnya secara signifikan.</w:t>
-      </w:r>
-    </w:p>
-    <w:p>
-      <w:pPr>
-        <w:pStyle w:val="BlokKutipan"/>
-        <w:bidi w:val="0"/>
-        <w:spacing w:lineRule="auto" w:line="360" w:before="0" w:after="140"/>
-        <w:ind w:hanging="0" w:start="0"/>
-        <w:jc w:val="start"/>
-        <w:rPr>
-          <w:rFonts w:ascii="Arial" w:hAnsi="Arial"/>
-        </w:rPr>
-      </w:pPr>
-      <w:r>
-        <w:rPr>
-          <w:rStyle w:val="Strong"/>
-          <w:rFonts w:ascii="Arial" w:hAnsi="Arial"/>
-          <w:b w:val="false"/>
-          <w:bCs w:val="false"/>
-        </w:rPr>
-        <w:t>Contoh</w:t>
-      </w:r>
-      <w:r>
-        <w:rPr>
-          <w:rStyle w:val="Strong"/>
-          <w:rFonts w:ascii="Arial" w:hAnsi="Arial"/>
-        </w:rPr>
-        <w:t>:</w:t>
-      </w:r>
-      <w:r>
-        <w:rPr>
-          <w:rFonts w:ascii="Arial" w:hAnsi="Arial"/>
-        </w:rPr>
-        <w:t xml:space="preserve"> Hubungan antara tinggi badan dengan nilai ujian biasanya sangat lemah.</w:t>
-      </w:r>
-    </w:p>
-    <w:p>
-      <w:pPr>
-        <w:pStyle w:val="BodyText"/>
-        <w:bidi w:val="0"/>
-        <w:spacing w:lineRule="auto" w:line="360"/>
-        <w:jc w:val="start"/>
-        <w:rPr>
-          <w:rFonts w:ascii="Arial" w:hAnsi="Arial"/>
-        </w:rPr>
-      </w:pPr>
-      <w:r>
-        <w:rPr>
-          <w:rStyle w:val="Strong"/>
-          <w:rFonts w:ascii="Arial" w:hAnsi="Arial"/>
-        </w:rPr>
-        <w:t>d. Tidak Berkorelasi</w:t>
+        </w:rPr>
+      </w:pPr>
+      <w:r>
+        <w:rPr>
+          <w:rStyle w:val="Strong"/>
+          <w:rFonts w:ascii="Arial" w:hAnsi="Arial"/>
+        </w:rPr>
+        <w:t>c</w:t>
+      </w:r>
+      <w:r>
+        <w:rPr>
+          <w:rStyle w:val="Strong"/>
+          <w:rFonts w:ascii="Arial" w:hAnsi="Arial"/>
+        </w:rPr>
+        <w:t>. Tidak Berkorelasi</w:t>
       </w:r>
       <w:r>
         <w:rPr>
@@ -2527,10 +2289,10 @@
     </w:p>
     <w:p>
       <w:pPr>
-        <w:pStyle w:val="BlokKutipan"/>
+        <w:pStyle w:val="BlokKutipanuser"/>
         <w:bidi w:val="0"/>
         <w:spacing w:lineRule="auto" w:line="360" w:before="0" w:after="140"/>
-        <w:ind w:hanging="0" w:start="0"/>
+        <w:ind w:hanging="0" w:start="0" w:end="567"/>
         <w:jc w:val="start"/>
         <w:rPr>
           <w:rFonts w:ascii="Arial" w:hAnsi="Arial"/>
@@ -2557,6 +2319,106 @@
           <w:rFonts w:ascii="Arial" w:hAnsi="Arial"/>
         </w:rPr>
         <w:t xml:space="preserve"> Nomor absen siswa tidak memiliki hubungan dengan hasil nilai ujian.</w:t>
+      </w:r>
+    </w:p>
+    <w:p>
+      <w:pPr>
+        <w:pStyle w:val="BodyText"/>
+        <w:bidi w:val="0"/>
+        <w:spacing w:lineRule="auto" w:line="360"/>
+        <w:jc w:val="start"/>
+        <w:rPr>
+          <w:rFonts w:ascii="Arial" w:hAnsi="Arial"/>
+          <w:b w:val="false"/>
+          <w:bCs w:val="false"/>
+        </w:rPr>
+      </w:pPr>
+      <w:r>
+        <w:rPr>
+          <w:rFonts w:ascii="Arial" w:hAnsi="Arial"/>
+          <w:b w:val="false"/>
+          <w:bCs w:val="false"/>
+        </w:rPr>
+      </w:r>
+    </w:p>
+    <w:p>
+      <w:pPr>
+        <w:pStyle w:val="BodyText"/>
+        <w:bidi w:val="0"/>
+        <w:spacing w:lineRule="auto" w:line="360"/>
+        <w:jc w:val="start"/>
+        <w:rPr>
+          <w:rFonts w:ascii="Arial" w:hAnsi="Arial"/>
+          <w:b w:val="false"/>
+          <w:bCs w:val="false"/>
+        </w:rPr>
+      </w:pPr>
+      <w:r>
+        <w:rPr>
+          <w:rFonts w:ascii="Arial" w:hAnsi="Arial"/>
+          <w:b w:val="false"/>
+          <w:bCs w:val="false"/>
+        </w:rPr>
+      </w:r>
+    </w:p>
+    <w:p>
+      <w:pPr>
+        <w:pStyle w:val="BodyText"/>
+        <w:bidi w:val="0"/>
+        <w:spacing w:lineRule="auto" w:line="360"/>
+        <w:jc w:val="start"/>
+        <w:rPr>
+          <w:rFonts w:ascii="Arial" w:hAnsi="Arial"/>
+          <w:b w:val="false"/>
+          <w:bCs w:val="false"/>
+        </w:rPr>
+      </w:pPr>
+      <w:r>
+        <w:rPr>
+          <w:rFonts w:ascii="Arial" w:hAnsi="Arial"/>
+          <w:b w:val="false"/>
+          <w:bCs w:val="false"/>
+        </w:rPr>
+      </w:r>
+    </w:p>
+    <w:p>
+      <w:pPr>
+        <w:pStyle w:val="BodyText"/>
+        <w:bidi w:val="0"/>
+        <w:spacing w:lineRule="auto" w:line="360"/>
+        <w:jc w:val="start"/>
+        <w:rPr>
+          <w:rFonts w:ascii="Arial" w:hAnsi="Arial"/>
+          <w:b w:val="false"/>
+          <w:bCs w:val="false"/>
+        </w:rPr>
+      </w:pPr>
+      <w:r>
+        <w:rPr>
+          <w:rFonts w:ascii="Arial" w:hAnsi="Arial"/>
+          <w:b w:val="false"/>
+          <w:bCs w:val="false"/>
+        </w:rPr>
+      </w:r>
+    </w:p>
+    <w:p>
+      <w:pPr>
+        <w:pStyle w:val="BodyText"/>
+        <w:bidi w:val="0"/>
+        <w:spacing w:lineRule="auto" w:line="360"/>
+        <w:jc w:val="start"/>
+        <w:rPr>
+          <w:rFonts w:ascii="Arial" w:hAnsi="Arial"/>
+          <w:b w:val="false"/>
+          <w:bCs w:val="false"/>
+        </w:rPr>
+      </w:pPr>
+      <w:r>
+        <w:rPr>
+          <w:rFonts w:ascii="Arial" w:hAnsi="Arial"/>
+          <w:b w:val="false"/>
+          <w:bCs w:val="false"/>
+        </w:rPr>
       </w:r>
     </w:p>
     <w:p>
@@ -3105,77 +2967,72 @@
         <w:t>Misalkan terdapat data hubungan antara waktu belajar (jam) dan nilai ujian siswa sebagai berikut:</w:t>
       </w:r>
     </w:p>
-    <w:p>
-      <w:pPr>
-        <w:pStyle w:val="BodyText"/>
-        <w:bidi w:val="0"/>
-        <w:spacing w:lineRule="auto" w:line="360"/>
-        <w:jc w:val="center"/>
-        <w:rPr>
-          <w:rFonts w:ascii="Arial" w:hAnsi="Arial"/>
-        </w:rPr>
-      </w:pPr>
-      <w:r>
-        <w:rPr>
-          <w:rFonts w:ascii="Arial" w:hAnsi="Arial"/>
-        </w:rPr>
-      </w:r>
-    </w:p>
     <w:tbl>
       <w:tblPr>
-        <w:tblW w:w="9645" w:type="dxa"/>
-        <w:jc w:val="start"/>
-        <w:tblInd w:w="0" w:type="dxa"/>
+        <w:tblW w:w="5000" w:type="pct"/>
+        <w:jc w:val="start"/>
+        <w:tblInd w:w="-5" w:type="dxa"/>
         <w:tblLayout w:type="fixed"/>
         <w:tblCellMar>
-          <w:top w:w="28" w:type="dxa"/>
-          <w:start w:w="28" w:type="dxa"/>
-          <w:bottom w:w="28" w:type="dxa"/>
-          <w:end w:w="28" w:type="dxa"/>
+          <w:top w:w="55" w:type="dxa"/>
+          <w:start w:w="55" w:type="dxa"/>
+          <w:bottom w:w="55" w:type="dxa"/>
+          <w:end w:w="55" w:type="dxa"/>
         </w:tblCellMar>
       </w:tblPr>
       <w:tblGrid>
-        <w:gridCol w:w="2251"/>
-        <w:gridCol w:w="7394"/>
+        <w:gridCol w:w="4819"/>
+        <w:gridCol w:w="4819"/>
       </w:tblGrid>
       <w:tr>
-        <w:trPr>
-          <w:tblHeader w:val="true"/>
-        </w:trPr>
+        <w:trPr/>
         <w:tc>
           <w:tcPr>
-            <w:tcW w:w="2251" w:type="dxa"/>
-            <w:tcBorders/>
-            <w:vAlign w:val="center"/>
+            <w:tcW w:w="4819" w:type="dxa"/>
+            <w:tcBorders>
+              <w:top w:val="single" w:sz="4" w:space="0" w:color="000000"/>
+              <w:start w:val="single" w:sz="4" w:space="0" w:color="000000"/>
+              <w:bottom w:val="single" w:sz="4" w:space="0" w:color="000000"/>
+            </w:tcBorders>
           </w:tcPr>
           <w:p>
             <w:pPr>
-              <w:pStyle w:val="TajukTabel"/>
-              <w:bidi w:val="0"/>
+              <w:pStyle w:val="IsiTabel"/>
               <w:jc w:val="center"/>
-              <w:rPr/>
+              <w:rPr>
+                <w:rFonts w:ascii="Arial" w:hAnsi="Arial"/>
+              </w:rPr>
             </w:pPr>
             <w:r>
-              <w:rPr/>
-              <w:t>Waktu Belajar (jam)</w:t>
+              <w:rPr>
+                <w:rFonts w:ascii="Arial" w:hAnsi="Arial"/>
+              </w:rPr>
+              <w:t>Waktu Belajar ( Jam )</w:t>
             </w:r>
           </w:p>
         </w:tc>
         <w:tc>
           <w:tcPr>
-            <w:tcW w:w="7394" w:type="dxa"/>
-            <w:tcBorders/>
-            <w:vAlign w:val="center"/>
+            <w:tcW w:w="4819" w:type="dxa"/>
+            <w:tcBorders>
+              <w:top w:val="single" w:sz="4" w:space="0" w:color="000000"/>
+              <w:start w:val="single" w:sz="4" w:space="0" w:color="000000"/>
+              <w:bottom w:val="single" w:sz="4" w:space="0" w:color="000000"/>
+              <w:end w:val="single" w:sz="4" w:space="0" w:color="000000"/>
+            </w:tcBorders>
           </w:tcPr>
           <w:p>
             <w:pPr>
-              <w:pStyle w:val="TajukTabel"/>
-              <w:bidi w:val="0"/>
+              <w:pStyle w:val="IsiTabel"/>
               <w:jc w:val="center"/>
-              <w:rPr/>
+              <w:rPr>
+                <w:rFonts w:ascii="Arial" w:hAnsi="Arial"/>
+              </w:rPr>
             </w:pPr>
             <w:r>
-              <w:rPr/>
+              <w:rPr>
+                <w:rFonts w:ascii="Arial" w:hAnsi="Arial"/>
+              </w:rPr>
               <w:t>Nilai Ujian</w:t>
             </w:r>
           </w:p>
@@ -3185,38 +3042,49 @@
         <w:trPr/>
         <w:tc>
           <w:tcPr>
-            <w:tcW w:w="2251" w:type="dxa"/>
-            <w:tcBorders/>
-            <w:vAlign w:val="center"/>
+            <w:tcW w:w="4819" w:type="dxa"/>
+            <w:tcBorders>
+              <w:start w:val="single" w:sz="4" w:space="0" w:color="000000"/>
+              <w:bottom w:val="single" w:sz="4" w:space="0" w:color="000000"/>
+            </w:tcBorders>
           </w:tcPr>
           <w:p>
             <w:pPr>
               <w:pStyle w:val="IsiTabel"/>
-              <w:bidi w:val="0"/>
               <w:jc w:val="center"/>
-              <w:rPr/>
+              <w:rPr>
+                <w:rFonts w:ascii="Arial" w:hAnsi="Arial"/>
+              </w:rPr>
             </w:pPr>
             <w:r>
-              <w:rPr/>
+              <w:rPr>
+                <w:rFonts w:ascii="Arial" w:hAnsi="Arial"/>
+              </w:rPr>
               <w:t>1</w:t>
             </w:r>
           </w:p>
         </w:tc>
         <w:tc>
           <w:tcPr>
-            <w:tcW w:w="7394" w:type="dxa"/>
-            <w:tcBorders/>
-            <w:vAlign w:val="center"/>
+            <w:tcW w:w="4819" w:type="dxa"/>
+            <w:tcBorders>
+              <w:start w:val="single" w:sz="4" w:space="0" w:color="000000"/>
+              <w:bottom w:val="single" w:sz="4" w:space="0" w:color="000000"/>
+              <w:end w:val="single" w:sz="4" w:space="0" w:color="000000"/>
+            </w:tcBorders>
           </w:tcPr>
           <w:p>
             <w:pPr>
               <w:pStyle w:val="IsiTabel"/>
-              <w:bidi w:val="0"/>
               <w:jc w:val="center"/>
-              <w:rPr/>
+              <w:rPr>
+                <w:rFonts w:ascii="Arial" w:hAnsi="Arial"/>
+              </w:rPr>
             </w:pPr>
             <w:r>
-              <w:rPr/>
+              <w:rPr>
+                <w:rFonts w:ascii="Arial" w:hAnsi="Arial"/>
+              </w:rPr>
               <w:t>60</w:t>
             </w:r>
           </w:p>
@@ -3226,38 +3094,49 @@
         <w:trPr/>
         <w:tc>
           <w:tcPr>
-            <w:tcW w:w="2251" w:type="dxa"/>
-            <w:tcBorders/>
-            <w:vAlign w:val="center"/>
+            <w:tcW w:w="4819" w:type="dxa"/>
+            <w:tcBorders>
+              <w:start w:val="single" w:sz="4" w:space="0" w:color="000000"/>
+              <w:bottom w:val="single" w:sz="4" w:space="0" w:color="000000"/>
+            </w:tcBorders>
           </w:tcPr>
           <w:p>
             <w:pPr>
               <w:pStyle w:val="IsiTabel"/>
-              <w:bidi w:val="0"/>
               <w:jc w:val="center"/>
-              <w:rPr/>
+              <w:rPr>
+                <w:rFonts w:ascii="Arial" w:hAnsi="Arial"/>
+              </w:rPr>
             </w:pPr>
             <w:r>
-              <w:rPr/>
+              <w:rPr>
+                <w:rFonts w:ascii="Arial" w:hAnsi="Arial"/>
+              </w:rPr>
               <w:t>2</w:t>
             </w:r>
           </w:p>
         </w:tc>
         <w:tc>
           <w:tcPr>
-            <w:tcW w:w="7394" w:type="dxa"/>
-            <w:tcBorders/>
-            <w:vAlign w:val="center"/>
+            <w:tcW w:w="4819" w:type="dxa"/>
+            <w:tcBorders>
+              <w:start w:val="single" w:sz="4" w:space="0" w:color="000000"/>
+              <w:bottom w:val="single" w:sz="4" w:space="0" w:color="000000"/>
+              <w:end w:val="single" w:sz="4" w:space="0" w:color="000000"/>
+            </w:tcBorders>
           </w:tcPr>
           <w:p>
             <w:pPr>
               <w:pStyle w:val="IsiTabel"/>
-              <w:bidi w:val="0"/>
               <w:jc w:val="center"/>
-              <w:rPr/>
+              <w:rPr>
+                <w:rFonts w:ascii="Arial" w:hAnsi="Arial"/>
+              </w:rPr>
             </w:pPr>
             <w:r>
-              <w:rPr/>
+              <w:rPr>
+                <w:rFonts w:ascii="Arial" w:hAnsi="Arial"/>
+              </w:rPr>
               <w:t>65</w:t>
             </w:r>
           </w:p>
@@ -3267,38 +3146,49 @@
         <w:trPr/>
         <w:tc>
           <w:tcPr>
-            <w:tcW w:w="2251" w:type="dxa"/>
-            <w:tcBorders/>
-            <w:vAlign w:val="center"/>
+            <w:tcW w:w="4819" w:type="dxa"/>
+            <w:tcBorders>
+              <w:start w:val="single" w:sz="4" w:space="0" w:color="000000"/>
+              <w:bottom w:val="single" w:sz="4" w:space="0" w:color="000000"/>
+            </w:tcBorders>
           </w:tcPr>
           <w:p>
             <w:pPr>
               <w:pStyle w:val="IsiTabel"/>
-              <w:bidi w:val="0"/>
               <w:jc w:val="center"/>
-              <w:rPr/>
+              <w:rPr>
+                <w:rFonts w:ascii="Arial" w:hAnsi="Arial"/>
+              </w:rPr>
             </w:pPr>
             <w:r>
-              <w:rPr/>
+              <w:rPr>
+                <w:rFonts w:ascii="Arial" w:hAnsi="Arial"/>
+              </w:rPr>
               <w:t>3</w:t>
             </w:r>
           </w:p>
         </w:tc>
         <w:tc>
           <w:tcPr>
-            <w:tcW w:w="7394" w:type="dxa"/>
-            <w:tcBorders/>
-            <w:vAlign w:val="center"/>
+            <w:tcW w:w="4819" w:type="dxa"/>
+            <w:tcBorders>
+              <w:start w:val="single" w:sz="4" w:space="0" w:color="000000"/>
+              <w:bottom w:val="single" w:sz="4" w:space="0" w:color="000000"/>
+              <w:end w:val="single" w:sz="4" w:space="0" w:color="000000"/>
+            </w:tcBorders>
           </w:tcPr>
           <w:p>
             <w:pPr>
               <w:pStyle w:val="IsiTabel"/>
-              <w:bidi w:val="0"/>
               <w:jc w:val="center"/>
-              <w:rPr/>
+              <w:rPr>
+                <w:rFonts w:ascii="Arial" w:hAnsi="Arial"/>
+              </w:rPr>
             </w:pPr>
             <w:r>
-              <w:rPr/>
+              <w:rPr>
+                <w:rFonts w:ascii="Arial" w:hAnsi="Arial"/>
+              </w:rPr>
               <w:t>70</w:t>
             </w:r>
           </w:p>
@@ -3308,38 +3198,49 @@
         <w:trPr/>
         <w:tc>
           <w:tcPr>
-            <w:tcW w:w="2251" w:type="dxa"/>
-            <w:tcBorders/>
-            <w:vAlign w:val="center"/>
+            <w:tcW w:w="4819" w:type="dxa"/>
+            <w:tcBorders>
+              <w:start w:val="single" w:sz="4" w:space="0" w:color="000000"/>
+              <w:bottom w:val="single" w:sz="4" w:space="0" w:color="000000"/>
+            </w:tcBorders>
           </w:tcPr>
           <w:p>
             <w:pPr>
               <w:pStyle w:val="IsiTabel"/>
-              <w:bidi w:val="0"/>
               <w:jc w:val="center"/>
-              <w:rPr/>
+              <w:rPr>
+                <w:rFonts w:ascii="Arial" w:hAnsi="Arial"/>
+              </w:rPr>
             </w:pPr>
             <w:r>
-              <w:rPr/>
+              <w:rPr>
+                <w:rFonts w:ascii="Arial" w:hAnsi="Arial"/>
+              </w:rPr>
               <w:t>4</w:t>
             </w:r>
           </w:p>
         </w:tc>
         <w:tc>
           <w:tcPr>
-            <w:tcW w:w="7394" w:type="dxa"/>
-            <w:tcBorders/>
-            <w:vAlign w:val="center"/>
+            <w:tcW w:w="4819" w:type="dxa"/>
+            <w:tcBorders>
+              <w:start w:val="single" w:sz="4" w:space="0" w:color="000000"/>
+              <w:bottom w:val="single" w:sz="4" w:space="0" w:color="000000"/>
+              <w:end w:val="single" w:sz="4" w:space="0" w:color="000000"/>
+            </w:tcBorders>
           </w:tcPr>
           <w:p>
             <w:pPr>
               <w:pStyle w:val="IsiTabel"/>
-              <w:bidi w:val="0"/>
               <w:jc w:val="center"/>
-              <w:rPr/>
+              <w:rPr>
+                <w:rFonts w:ascii="Arial" w:hAnsi="Arial"/>
+              </w:rPr>
             </w:pPr>
             <w:r>
-              <w:rPr/>
+              <w:rPr>
+                <w:rFonts w:ascii="Arial" w:hAnsi="Arial"/>
+              </w:rPr>
               <w:t>75</w:t>
             </w:r>
           </w:p>
@@ -3349,38 +3250,49 @@
         <w:trPr/>
         <w:tc>
           <w:tcPr>
-            <w:tcW w:w="2251" w:type="dxa"/>
-            <w:tcBorders/>
-            <w:vAlign w:val="center"/>
+            <w:tcW w:w="4819" w:type="dxa"/>
+            <w:tcBorders>
+              <w:start w:val="single" w:sz="4" w:space="0" w:color="000000"/>
+              <w:bottom w:val="single" w:sz="4" w:space="0" w:color="000000"/>
+            </w:tcBorders>
           </w:tcPr>
           <w:p>
             <w:pPr>
               <w:pStyle w:val="IsiTabel"/>
-              <w:bidi w:val="0"/>
               <w:jc w:val="center"/>
-              <w:rPr/>
+              <w:rPr>
+                <w:rFonts w:ascii="Arial" w:hAnsi="Arial"/>
+              </w:rPr>
             </w:pPr>
             <w:r>
-              <w:rPr/>
+              <w:rPr>
+                <w:rFonts w:ascii="Arial" w:hAnsi="Arial"/>
+              </w:rPr>
               <w:t>5</w:t>
             </w:r>
           </w:p>
         </w:tc>
         <w:tc>
           <w:tcPr>
-            <w:tcW w:w="7394" w:type="dxa"/>
-            <w:tcBorders/>
-            <w:vAlign w:val="center"/>
+            <w:tcW w:w="4819" w:type="dxa"/>
+            <w:tcBorders>
+              <w:start w:val="single" w:sz="4" w:space="0" w:color="000000"/>
+              <w:bottom w:val="single" w:sz="4" w:space="0" w:color="000000"/>
+              <w:end w:val="single" w:sz="4" w:space="0" w:color="000000"/>
+            </w:tcBorders>
           </w:tcPr>
           <w:p>
             <w:pPr>
               <w:pStyle w:val="IsiTabel"/>
-              <w:bidi w:val="0"/>
               <w:jc w:val="center"/>
-              <w:rPr/>
+              <w:rPr>
+                <w:rFonts w:ascii="Arial" w:hAnsi="Arial"/>
+              </w:rPr>
             </w:pPr>
             <w:r>
-              <w:rPr/>
+              <w:rPr>
+                <w:rFonts w:ascii="Arial" w:hAnsi="Arial"/>
+              </w:rPr>
               <w:t>80</w:t>
             </w:r>
           </w:p>
@@ -3392,34 +3304,11 @@
         <w:pStyle w:val="BodyText"/>
         <w:bidi w:val="0"/>
         <w:spacing w:lineRule="auto" w:line="360"/>
-        <w:jc w:val="center"/>
-        <w:rPr>
-          <w:rFonts w:ascii="Arial" w:hAnsi="Arial"/>
-        </w:rPr>
-      </w:pPr>
-      <w:r>
-        <w:rPr>
-          <w:rFonts w:ascii="Arial" w:hAnsi="Arial"/>
-        </w:rPr>
-      </w:r>
-    </w:p>
-    <w:p>
-      <w:pPr>
-        <w:pStyle w:val="BodyText"/>
-        <w:bidi w:val="0"/>
-        <w:spacing w:lineRule="auto" w:line="360"/>
-        <w:jc w:val="start"/>
-        <w:rPr>
-          <w:rFonts w:ascii="Arial" w:hAnsi="Arial"/>
-        </w:rPr>
-      </w:pPr>
-      <w:r>
-        <w:rPr>
-          <w:rStyle w:val="Strong"/>
-          <w:rFonts w:ascii="Arial" w:hAnsi="Arial"/>
-        </w:rPr>
-        <w:t>Analisis:</w:t>
-      </w:r>
+        <w:jc w:val="start"/>
+        <w:rPr>
+          <w:rFonts w:ascii="Arial" w:hAnsi="Arial"/>
+        </w:rPr>
+      </w:pPr>
       <w:r>
         <w:rPr>
           <w:rFonts w:ascii="Arial" w:hAnsi="Arial"/>
@@ -3775,82 +3664,58 @@
         <w:rPr>
           <w:rFonts w:ascii="Arial" w:hAnsi="Arial"/>
         </w:rPr>
-        <w:t xml:space="preserve">1. </w:t>
-      </w:r>
-      <w:r>
-        <w:rPr>
-          <w:rFonts w:ascii="Arial" w:hAnsi="Arial"/>
-        </w:rPr>
-        <w:t xml:space="preserve">Pembaca diharapkan dapat memahami konsep korelasi dengan lebih mendalam dan tidak hanya sekadar mengetahui pengertiannya saja. </w:t>
-      </w:r>
-    </w:p>
-    <w:p>
-      <w:pPr>
-        <w:pStyle w:val="BodyText"/>
-        <w:bidi w:val="0"/>
-        <w:spacing w:lineRule="auto" w:line="360" w:before="0" w:after="0"/>
-        <w:jc w:val="start"/>
-        <w:rPr>
-          <w:rFonts w:ascii="Arial" w:hAnsi="Arial"/>
-        </w:rPr>
-      </w:pPr>
-      <w:r>
-        <w:rPr>
-          <w:rFonts w:ascii="Arial" w:hAnsi="Arial"/>
-        </w:rPr>
-        <w:t xml:space="preserve">2. </w:t>
-      </w:r>
-      <w:r>
-        <w:rPr>
-          <w:rFonts w:ascii="Arial" w:hAnsi="Arial"/>
-        </w:rPr>
-        <w:t xml:space="preserve">Dalam menggunakan analisis korelasi, sebaiknya dilakukan dengan teliti agar tidak terjadi kesalahan dalam menarik kesimpulan. </w:t>
-      </w:r>
-    </w:p>
-    <w:p>
-      <w:pPr>
-        <w:pStyle w:val="BodyText"/>
-        <w:bidi w:val="0"/>
-        <w:spacing w:lineRule="auto" w:line="360" w:before="0" w:after="0"/>
-        <w:jc w:val="start"/>
-        <w:rPr>
-          <w:rFonts w:ascii="Arial" w:hAnsi="Arial"/>
-        </w:rPr>
-      </w:pPr>
-      <w:r>
-        <w:rPr>
-          <w:rFonts w:ascii="Arial" w:hAnsi="Arial"/>
-        </w:rPr>
-        <w:t xml:space="preserve">3. </w:t>
-      </w:r>
-      <w:r>
-        <w:rPr>
-          <w:rFonts w:ascii="Arial" w:hAnsi="Arial"/>
-        </w:rPr>
-        <w:t xml:space="preserve">Diharapkan pembaca dapat menerapkan konsep korelasi dalam kehidupan sehari-hari, terutama dalam menganalisis suatu permasalahan. </w:t>
-      </w:r>
-    </w:p>
-    <w:p>
-      <w:pPr>
-        <w:pStyle w:val="BodyText"/>
-        <w:bidi w:val="0"/>
-        <w:spacing w:lineRule="auto" w:line="360"/>
-        <w:jc w:val="start"/>
-        <w:rPr>
-          <w:rFonts w:ascii="Arial" w:hAnsi="Arial"/>
-        </w:rPr>
-      </w:pPr>
-      <w:r>
-        <w:rPr>
-          <w:rFonts w:ascii="Arial" w:hAnsi="Arial"/>
-        </w:rPr>
-        <w:t xml:space="preserve">4. </w:t>
-      </w:r>
-      <w:r>
-        <w:rPr>
-          <w:rFonts w:ascii="Arial" w:hAnsi="Arial"/>
-        </w:rPr>
-        <w:t xml:space="preserve">Penulis selanjutnya diharapkan dapat mengembangkan pembahasan mengenai korelasi dengan lebih lengkap dan mendalam. </w:t>
+        <w:t xml:space="preserve">1. Pembaca diharapkan dapat memahami konsep korelasi dengan lebih mendalam dan tidak hanya sekadar mengetahui pengertiannya saja. </w:t>
+      </w:r>
+    </w:p>
+    <w:p>
+      <w:pPr>
+        <w:pStyle w:val="BodyText"/>
+        <w:bidi w:val="0"/>
+        <w:spacing w:lineRule="auto" w:line="360" w:before="0" w:after="0"/>
+        <w:jc w:val="start"/>
+        <w:rPr>
+          <w:rFonts w:ascii="Arial" w:hAnsi="Arial"/>
+        </w:rPr>
+      </w:pPr>
+      <w:r>
+        <w:rPr>
+          <w:rFonts w:ascii="Arial" w:hAnsi="Arial"/>
+        </w:rPr>
+        <w:t xml:space="preserve">2. Dalam menggunakan analisis korelasi, sebaiknya dilakukan dengan teliti agar tidak terjadi kesalahan dalam menarik kesimpulan. </w:t>
+      </w:r>
+    </w:p>
+    <w:p>
+      <w:pPr>
+        <w:pStyle w:val="BodyText"/>
+        <w:bidi w:val="0"/>
+        <w:spacing w:lineRule="auto" w:line="360" w:before="0" w:after="0"/>
+        <w:jc w:val="start"/>
+        <w:rPr>
+          <w:rFonts w:ascii="Arial" w:hAnsi="Arial"/>
+        </w:rPr>
+      </w:pPr>
+      <w:r>
+        <w:rPr>
+          <w:rFonts w:ascii="Arial" w:hAnsi="Arial"/>
+        </w:rPr>
+        <w:t xml:space="preserve">3. Diharapkan pembaca dapat menerapkan konsep korelasi dalam kehidupan sehari-hari, terutama dalam menganalisis suatu permasalahan. </w:t>
+      </w:r>
+    </w:p>
+    <w:p>
+      <w:pPr>
+        <w:pStyle w:val="BodyText"/>
+        <w:bidi w:val="0"/>
+        <w:spacing w:lineRule="auto" w:line="360"/>
+        <w:jc w:val="start"/>
+        <w:rPr>
+          <w:rFonts w:ascii="Arial" w:hAnsi="Arial"/>
+        </w:rPr>
+      </w:pPr>
+      <w:r>
+        <w:rPr>
+          <w:rFonts w:ascii="Arial" w:hAnsi="Arial"/>
+        </w:rPr>
+        <w:t xml:space="preserve">4. Penulis selanjutnya diharapkan dapat mengembangkan pembahasan mengenai korelasi dengan lebih lengkap dan mendalam. </w:t>
       </w:r>
     </w:p>
     <w:p>
@@ -3993,16 +3858,7 @@
           <w:b/>
           <w:bCs/>
         </w:rPr>
-        <w:t>DAFTAR PUSTAK</w:t>
-      </w:r>
-      <w:r>
-        <w:rPr>
-          <w:rStyle w:val="Strong"/>
-          <w:rFonts w:ascii="Arial" w:hAnsi="Arial"/>
-          <w:b/>
-          <w:bCs/>
-        </w:rPr>
-        <w:t>A</w:t>
+        <w:t>DAFTAR PUSTAKA</w:t>
       </w:r>
     </w:p>
     <w:p>
@@ -4755,6 +4611,7 @@
       <w:pgNumType w:fmt="decimal"/>
       <w:formProt w:val="false"/>
       <w:textDirection w:val="lrTb"/>
+      <w:docGrid w:type="default" w:linePitch="100" w:charSpace="0"/>
     </w:sectPr>
   </w:body>
 </w:document>
@@ -4774,7 +4631,6 @@
     </w:rPrDefault>
     <w:pPrDefault>
       <w:pPr>
-        <w:widowControl/>
         <w:suppressAutoHyphens w:val="true"/>
       </w:pPr>
     </w:pPrDefault>
@@ -4784,7 +4640,10 @@
     <w:qFormat/>
     <w:pPr>
       <w:widowControl/>
+      <w:suppressAutoHyphens w:val="true"/>
       <w:bidi w:val="0"/>
+      <w:spacing w:before="0" w:after="0"/>
+      <w:jc w:val="start"/>
     </w:pPr>
     <w:rPr>
       <w:rFonts w:ascii="Liberation Serif" w:hAnsi="Liberation Serif" w:eastAsia="NSimSun" w:cs="Lucida Sans"/>
@@ -4797,7 +4656,7 @@
   </w:style>
   <w:style w:type="paragraph" w:styleId="Heading3">
     <w:name w:val="heading 3"/>
-    <w:basedOn w:val="Tajuk"/>
+    <w:basedOn w:val="Tajukuser"/>
     <w:next w:val="BodyText"/>
     <w:qFormat/>
     <w:pPr>
@@ -4814,7 +4673,7 @@
   </w:style>
   <w:style w:type="paragraph" w:styleId="Heading4">
     <w:name w:val="heading 4"/>
-    <w:basedOn w:val="Tajuk"/>
+    <w:basedOn w:val="Tajukuser"/>
     <w:next w:val="BodyText"/>
     <w:qFormat/>
     <w:pPr>
@@ -4845,13 +4704,13 @@
       <w:iCs/>
     </w:rPr>
   </w:style>
-  <w:style w:type="character" w:styleId="SimbolPenomoran">
-    <w:name w:val="Simbol Penomoran"/>
+  <w:style w:type="character" w:styleId="SimbolPenomoranuser">
+    <w:name w:val="Simbol Penomoran (user)"/>
     <w:qFormat/>
     <w:rPr/>
   </w:style>
-  <w:style w:type="character" w:styleId="Bulatan">
-    <w:name w:val="Bulatan"/>
+  <w:style w:type="character" w:styleId="Bulatanuser">
+    <w:name w:val="Bulatan (user)"/>
     <w:qFormat/>
     <w:rPr>
       <w:rFonts w:ascii="OpenSymbol" w:hAnsi="OpenSymbol" w:eastAsia="OpenSymbol" w:cs="OpenSymbol"/>
@@ -4915,8 +4774,34 @@
       <w:rFonts w:cs="Lucida Sans"/>
     </w:rPr>
   </w:style>
-  <w:style w:type="paragraph" w:styleId="KepaladanKaki">
-    <w:name w:val="Kepala dan Kaki"/>
+  <w:style w:type="paragraph" w:styleId="Tajukuser">
+    <w:name w:val="Tajuk (user)"/>
+    <w:basedOn w:val="Normal"/>
+    <w:next w:val="BodyText"/>
+    <w:qFormat/>
+    <w:pPr>
+      <w:keepNext w:val="true"/>
+      <w:spacing w:before="240" w:after="120"/>
+    </w:pPr>
+    <w:rPr>
+      <w:rFonts w:ascii="Liberation Sans" w:hAnsi="Liberation Sans" w:eastAsia="Microsoft YaHei" w:cs="Lucida Sans"/>
+      <w:sz w:val="28"/>
+      <w:szCs w:val="28"/>
+    </w:rPr>
+  </w:style>
+  <w:style w:type="paragraph" w:styleId="Indeksuser">
+    <w:name w:val="Indeks (user)"/>
+    <w:basedOn w:val="Normal"/>
+    <w:qFormat/>
+    <w:pPr>
+      <w:suppressLineNumbers/>
+    </w:pPr>
+    <w:rPr>
+      <w:rFonts w:cs="Lucida Sans"/>
+    </w:rPr>
+  </w:style>
+  <w:style w:type="paragraph" w:styleId="KepaladanKakiuser">
+    <w:name w:val="Kepala dan Kaki (user)"/>
     <w:basedOn w:val="Normal"/>
     <w:qFormat/>
     <w:pPr>
@@ -4929,9 +4814,16 @@
     </w:pPr>
     <w:rPr/>
   </w:style>
+  <w:style w:type="paragraph" w:styleId="KepaladanKaki">
+    <w:name w:val="Kepala dan Kaki"/>
+    <w:basedOn w:val="Normal"/>
+    <w:qFormat/>
+    <w:pPr/>
+    <w:rPr/>
+  </w:style>
   <w:style w:type="paragraph" w:styleId="Footer">
     <w:name w:val="footer"/>
-    <w:basedOn w:val="KepaladanKaki"/>
+    <w:basedOn w:val="KepaladanKakiuser"/>
     <w:pPr>
       <w:suppressLineNumbers/>
     </w:pPr>
@@ -4939,14 +4831,14 @@
   </w:style>
   <w:style w:type="paragraph" w:styleId="Header">
     <w:name w:val="header"/>
-    <w:basedOn w:val="KepaladanKaki"/>
+    <w:basedOn w:val="KepaladanKakiuser"/>
     <w:pPr>
       <w:suppressLineNumbers/>
     </w:pPr>
     <w:rPr/>
   </w:style>
-  <w:style w:type="paragraph" w:styleId="GarisHorizontal">
-    <w:name w:val="Garis Horizontal"/>
+  <w:style w:type="paragraph" w:styleId="GarisHorizontaluser">
+    <w:name w:val="Garis Horizontal (user)"/>
     <w:basedOn w:val="Normal"/>
     <w:next w:val="BodyText"/>
     <w:qFormat/>
@@ -4962,8 +4854,8 @@
       <w:szCs w:val="12"/>
     </w:rPr>
   </w:style>
-  <w:style w:type="paragraph" w:styleId="BlokKutipan">
-    <w:name w:val="Blok Kutipan"/>
+  <w:style w:type="paragraph" w:styleId="BlokKutipanuser">
+    <w:name w:val="Blok Kutipan (user)"/>
     <w:basedOn w:val="Normal"/>
     <w:qFormat/>
     <w:pPr>
@@ -4971,6 +4863,29 @@
       <w:ind w:hanging="0" w:start="567" w:end="567"/>
     </w:pPr>
     <w:rPr/>
+  </w:style>
+  <w:style w:type="paragraph" w:styleId="IsiTabeluser">
+    <w:name w:val="Isi Tabel (user)"/>
+    <w:basedOn w:val="Normal"/>
+    <w:qFormat/>
+    <w:pPr>
+      <w:widowControl w:val="false"/>
+      <w:suppressLineNumbers/>
+    </w:pPr>
+    <w:rPr/>
+  </w:style>
+  <w:style w:type="paragraph" w:styleId="TajukTabeluser">
+    <w:name w:val="Tajuk Tabel (user)"/>
+    <w:basedOn w:val="IsiTabeluser"/>
+    <w:qFormat/>
+    <w:pPr>
+      <w:suppressLineNumbers/>
+      <w:jc w:val="center"/>
+    </w:pPr>
+    <w:rPr>
+      <w:b/>
+      <w:bCs/>
+    </w:rPr>
   </w:style>
   <w:style w:type="paragraph" w:styleId="IsiTabel">
     <w:name w:val="Isi Tabel"/>
@@ -4981,19 +4896,6 @@
       <w:suppressLineNumbers/>
     </w:pPr>
     <w:rPr/>
-  </w:style>
-  <w:style w:type="paragraph" w:styleId="TajukTabel">
-    <w:name w:val="Tajuk Tabel"/>
-    <w:basedOn w:val="IsiTabel"/>
-    <w:qFormat/>
-    <w:pPr>
-      <w:suppressLineNumbers/>
-      <w:jc w:val="center"/>
-    </w:pPr>
-    <w:rPr>
-      <w:b/>
-      <w:bCs/>
-    </w:rPr>
   </w:style>
 </w:styles>
 </file>

--- a/Makalah MTK Al Fanur.docx
+++ b/Makalah MTK Al Fanur.docx
@@ -435,57 +435,57 @@
           <w:szCs w:val="32"/>
         </w:rPr>
         <w:t>1. Al Fanur Rizki</w:t>
-      </w:r>
-    </w:p>
-    <w:p>
-      <w:pPr>
-        <w:pStyle w:val="BodyText"/>
-        <w:bidi w:val="0"/>
-        <w:spacing w:lineRule="auto" w:line="360"/>
-        <w:jc w:val="center"/>
-        <w:rPr>
-          <w:rFonts w:ascii="Arial" w:hAnsi="Arial"/>
-        </w:rPr>
-      </w:pPr>
-      <w:r>
-        <w:rPr>
-          <w:rStyle w:val="Strong"/>
-          <w:rFonts w:ascii="Arial" w:hAnsi="Arial"/>
+        <w:br/>
+        <w:t>2. Ahmad Sofwanul Adib</w:t>
+        <w:br/>
+        <w:t>3. Nova Anggraini</w:t>
+        <w:br/>
+        <w:t>4. Rizkya Ficanza</w:t>
+      </w:r>
+    </w:p>
+    <w:p>
+      <w:pPr>
+        <w:pStyle w:val="BodyText"/>
+        <w:bidi w:val="0"/>
+        <w:spacing w:lineRule="auto" w:line="360"/>
+        <w:jc w:val="center"/>
+        <w:rPr>
+          <w:rStyle w:val="Strong"/>
           <w:sz w:val="32"/>
           <w:szCs w:val="32"/>
         </w:rPr>
-        <w:t>2. Ahmad Sofwanul Adib</w:t>
-      </w:r>
-    </w:p>
-    <w:p>
-      <w:pPr>
-        <w:pStyle w:val="BodyText"/>
-        <w:bidi w:val="0"/>
-        <w:spacing w:lineRule="auto" w:line="360"/>
-        <w:jc w:val="center"/>
-        <w:rPr>
-          <w:rFonts w:ascii="Arial" w:hAnsi="Arial"/>
-        </w:rPr>
-      </w:pPr>
-      <w:r>
-        <w:rPr>
-          <w:rStyle w:val="Strong"/>
-          <w:rFonts w:ascii="Arial" w:hAnsi="Arial"/>
+      </w:pPr>
+      <w:r>
+        <w:rPr>
           <w:sz w:val="32"/>
           <w:szCs w:val="32"/>
         </w:rPr>
-        <w:t>3. Nova Anggraini</w:t>
-      </w:r>
-    </w:p>
-    <w:p>
-      <w:pPr>
-        <w:pStyle w:val="BodyText"/>
-        <w:bidi w:val="0"/>
-        <w:spacing w:lineRule="auto" w:line="360"/>
-        <w:jc w:val="center"/>
-        <w:rPr>
-          <w:rFonts w:ascii="Arial" w:hAnsi="Arial"/>
-        </w:rPr>
+      </w:r>
+    </w:p>
+    <w:p>
+      <w:pPr>
+        <w:pStyle w:val="BodyText"/>
+        <w:bidi w:val="0"/>
+        <w:spacing w:lineRule="auto" w:line="360"/>
+        <w:jc w:val="center"/>
+        <w:rPr>
+          <w:rStyle w:val="Strong"/>
+          <w:rFonts w:ascii="Arial" w:hAnsi="Arial"/>
+        </w:rPr>
+      </w:pPr>
+      <w:r>
+        <w:rPr>
+          <w:rFonts w:ascii="Arial" w:hAnsi="Arial"/>
+        </w:rPr>
+      </w:r>
+    </w:p>
+    <w:p>
+      <w:pPr>
+        <w:pStyle w:val="BodyText"/>
+        <w:bidi w:val="0"/>
+        <w:spacing w:lineRule="auto" w:line="360"/>
+        <w:jc w:val="center"/>
+        <w:rPr/>
       </w:pPr>
       <w:r>
         <w:rPr>
@@ -494,78 +494,7 @@
           <w:sz w:val="32"/>
           <w:szCs w:val="32"/>
         </w:rPr>
-        <w:t>4. Rizkya Ficanza</w:t>
-      </w:r>
-    </w:p>
-    <w:p>
-      <w:pPr>
-        <w:pStyle w:val="BodyText"/>
-        <w:bidi w:val="0"/>
-        <w:spacing w:lineRule="auto" w:line="360"/>
-        <w:jc w:val="center"/>
-        <w:rPr>
-          <w:rStyle w:val="Strong"/>
-          <w:sz w:val="32"/>
-          <w:szCs w:val="32"/>
-        </w:rPr>
-      </w:pPr>
-      <w:r>
-        <w:rPr>
-          <w:sz w:val="32"/>
-          <w:szCs w:val="32"/>
-        </w:rPr>
-      </w:r>
-    </w:p>
-    <w:p>
-      <w:pPr>
-        <w:pStyle w:val="BodyText"/>
-        <w:bidi w:val="0"/>
-        <w:spacing w:lineRule="auto" w:line="360"/>
-        <w:jc w:val="center"/>
-        <w:rPr>
-          <w:rStyle w:val="Strong"/>
-          <w:rFonts w:ascii="Arial" w:hAnsi="Arial"/>
-        </w:rPr>
-      </w:pPr>
-      <w:r>
-        <w:rPr>
-          <w:rFonts w:ascii="Arial" w:hAnsi="Arial"/>
-        </w:rPr>
-      </w:r>
-    </w:p>
-    <w:p>
-      <w:pPr>
-        <w:pStyle w:val="BodyText"/>
-        <w:bidi w:val="0"/>
-        <w:spacing w:lineRule="auto" w:line="360"/>
-        <w:jc w:val="center"/>
-        <w:rPr>
-          <w:rFonts w:ascii="Arial" w:hAnsi="Arial"/>
-        </w:rPr>
-      </w:pPr>
-      <w:r>
-        <w:rPr>
-          <w:rStyle w:val="Strong"/>
-          <w:rFonts w:ascii="Arial" w:hAnsi="Arial"/>
-        </w:rPr>
         <w:t>KATA PENGANTAR</w:t>
-      </w:r>
-    </w:p>
-    <w:p>
-      <w:pPr>
-        <w:pStyle w:val="BodyText"/>
-        <w:bidi w:val="0"/>
-        <w:spacing w:lineRule="auto" w:line="360"/>
-        <w:jc w:val="center"/>
-        <w:rPr>
-          <w:rStyle w:val="Strong"/>
-          <w:rFonts w:ascii="Arial" w:hAnsi="Arial"/>
-        </w:rPr>
-      </w:pPr>
-      <w:r>
-        <w:rPr>
-          <w:rFonts w:ascii="Arial" w:hAnsi="Arial"/>
-        </w:rPr>
       </w:r>
     </w:p>
     <w:p>
@@ -762,6 +691,22 @@
         <w:rPr>
           <w:rFonts w:ascii="Arial" w:hAnsi="Arial"/>
         </w:rPr>
+      </w:r>
+    </w:p>
+    <w:p>
+      <w:pPr>
+        <w:pStyle w:val="Normal"/>
+        <w:bidi w:val="0"/>
+        <w:spacing w:lineRule="auto" w:line="360"/>
+        <w:jc w:val="center"/>
+        <w:rPr>
+          <w:rFonts w:ascii="Arial" w:hAnsi="Arial"/>
+        </w:rPr>
+      </w:pPr>
+      <w:r>
+        <w:rPr>
+          <w:rFonts w:ascii="Arial" w:hAnsi="Arial"/>
+        </w:rPr>
         <w:tab/>
         <w:tab/>
         <w:tab/>
@@ -1118,8 +1063,16 @@
       <w:r>
         <w:rPr>
           <w:rFonts w:ascii="Arial" w:hAnsi="Arial"/>
-        </w:rPr>
-        <w:t>DAFTAR PUSTAKA .............................................................................................................7</w:t>
+          <w:b/>
+          <w:bCs/>
+        </w:rPr>
+        <w:t xml:space="preserve">DAFTAR PUSTAKA </w:t>
+      </w:r>
+      <w:r>
+        <w:rPr>
+          <w:rFonts w:ascii="Arial" w:hAnsi="Arial"/>
+        </w:rPr>
+        <w:t>.............................................................................................................7</w:t>
       </w:r>
     </w:p>
     <w:p>
@@ -1293,63 +1246,142 @@
     </w:p>
     <w:p>
       <w:pPr>
+        <w:pStyle w:val="BodyText"/>
+        <w:bidi w:val="0"/>
+        <w:spacing w:lineRule="auto" w:line="360"/>
+        <w:jc w:val="center"/>
+        <w:rPr/>
+      </w:pPr>
+      <w:r>
+        <w:rPr>
+          <w:rStyle w:val="Strong"/>
+          <w:rFonts w:ascii="Arial" w:hAnsi="Arial"/>
+          <w:b/>
+          <w:bCs/>
+          <w:sz w:val="32"/>
+          <w:szCs w:val="32"/>
+        </w:rPr>
+        <w:t>BAB 1 – PENDAHULUAN</w:t>
+      </w:r>
+    </w:p>
+    <w:p>
+      <w:pPr>
+        <w:pStyle w:val="BodyText"/>
+        <w:bidi w:val="0"/>
+        <w:spacing w:lineRule="auto" w:line="360"/>
+        <w:jc w:val="center"/>
+        <w:rPr>
+          <w:rStyle w:val="Strong"/>
+          <w:rFonts w:ascii="Arial" w:hAnsi="Arial"/>
+          <w:b/>
+          <w:bCs/>
+          <w:sz w:val="32"/>
+          <w:szCs w:val="32"/>
+        </w:rPr>
+      </w:pPr>
+      <w:r>
+        <w:rPr/>
+      </w:r>
+    </w:p>
+    <w:p>
+      <w:pPr>
         <w:pStyle w:val="Heading4"/>
         <w:bidi w:val="0"/>
         <w:spacing w:lineRule="auto" w:line="360"/>
         <w:jc w:val="start"/>
         <w:rPr>
-          <w:rStyle w:val="Strong"/>
-          <w:rFonts w:ascii="Arial" w:hAnsi="Arial"/>
-          <w:b w:val="false"/>
-          <w:bCs w:val="false"/>
-        </w:rPr>
-      </w:pPr>
-      <w:r>
-        <w:rPr>
-          <w:rFonts w:ascii="Arial" w:hAnsi="Arial"/>
-          <w:b w:val="false"/>
-          <w:bCs w:val="false"/>
-        </w:rPr>
-      </w:r>
-    </w:p>
-    <w:p>
-      <w:pPr>
-        <w:pStyle w:val="BodyText"/>
-        <w:bidi w:val="0"/>
-        <w:spacing w:lineRule="auto" w:line="360"/>
-        <w:jc w:val="center"/>
-        <w:rPr>
-          <w:rFonts w:ascii="Arial" w:hAnsi="Arial"/>
-          <w:b/>
-          <w:bCs/>
-        </w:rPr>
-      </w:pPr>
-      <w:r>
-        <w:rPr>
-          <w:rStyle w:val="Strong"/>
-          <w:rFonts w:ascii="Arial" w:hAnsi="Arial"/>
-          <w:b/>
-          <w:bCs/>
-        </w:rPr>
-        <w:t>BAB 1 – PENDAHULUAN</w:t>
-      </w:r>
-    </w:p>
-    <w:p>
-      <w:pPr>
-        <w:pStyle w:val="BodyText"/>
-        <w:bidi w:val="0"/>
-        <w:spacing w:lineRule="auto" w:line="360"/>
-        <w:jc w:val="center"/>
-        <w:rPr>
-          <w:rStyle w:val="Strong"/>
-          <w:b/>
-          <w:bCs/>
-        </w:rPr>
-      </w:pPr>
-      <w:r>
-        <w:rPr>
-          <w:b/>
-          <w:bCs/>
+          <w:rFonts w:ascii="Arial" w:hAnsi="Arial"/>
+          <w:b w:val="false"/>
+          <w:bCs w:val="false"/>
+        </w:rPr>
+      </w:pPr>
+      <w:r>
+        <w:rPr>
+          <w:rStyle w:val="Strong"/>
+          <w:rFonts w:ascii="Arial" w:hAnsi="Arial"/>
+          <w:b/>
+          <w:bCs/>
+        </w:rPr>
+        <w:t>1.1 Latar Belakang</w:t>
+      </w:r>
+    </w:p>
+    <w:p>
+      <w:pPr>
+        <w:pStyle w:val="BodyText"/>
+        <w:bidi w:val="0"/>
+        <w:spacing w:lineRule="auto" w:line="360"/>
+        <w:jc w:val="start"/>
+        <w:rPr>
+          <w:rFonts w:ascii="Arial" w:hAnsi="Arial"/>
+        </w:rPr>
+      </w:pPr>
+      <w:r>
+        <w:rPr>
+          <w:rFonts w:ascii="Arial" w:hAnsi="Arial"/>
+        </w:rPr>
+        <w:t xml:space="preserve">Dalam kehidupan sehari-hari, manusia sering dihadapkan pada berbagai fenomena yang saling berhubungan satu sama lain. Hubungan tersebut dapat terjadi antara berbagai variabel, seperti hubungan antara waktu belajar dengan prestasi siswa, atau hubungan antara jumlah produksi dengan keuntungan suatu usaha. Untuk memahami hubungan tersebut secara ilmiah, diperlukan suatu metode analisis yang tepat, salah satunya melalui konsep korelasi dalam </w:t>
+      </w:r>
+      <w:r>
+        <w:rPr>
+          <w:rStyle w:val="Strong"/>
+          <w:rFonts w:ascii="Arial" w:hAnsi="Arial"/>
+        </w:rPr>
+        <w:t>Statistika</w:t>
+      </w:r>
+      <w:r>
+        <w:rPr>
+          <w:rFonts w:ascii="Arial" w:hAnsi="Arial"/>
+        </w:rPr>
+        <w:t>.</w:t>
+      </w:r>
+    </w:p>
+    <w:p>
+      <w:pPr>
+        <w:pStyle w:val="BodyText"/>
+        <w:bidi w:val="0"/>
+        <w:spacing w:lineRule="auto" w:line="360"/>
+        <w:jc w:val="start"/>
+        <w:rPr>
+          <w:rFonts w:ascii="Arial" w:hAnsi="Arial"/>
+        </w:rPr>
+      </w:pPr>
+      <w:r>
+        <w:rPr>
+          <w:rFonts w:ascii="Arial" w:hAnsi="Arial"/>
+        </w:rPr>
+        <w:t>Korelasi merupakan alat yang digunakan untuk mengetahui apakah terdapat hubungan antara dua variabel serta seberapa kuat hubungan tersebut. Dengan adanya analisis korelasi, seseorang dapat menarik kesimpulan berdasarkan data yang diperoleh, sehingga keputusan yang diambil menjadi lebih tepat dan objektif. Dalam dunia pendidikan, ekonomi, maupun penelitian ilmiah, korelasi memiliki peranan yang sangat penting dalam menganalisis data.</w:t>
+      </w:r>
+    </w:p>
+    <w:p>
+      <w:pPr>
+        <w:pStyle w:val="BodyText"/>
+        <w:bidi w:val="0"/>
+        <w:spacing w:lineRule="auto" w:line="360"/>
+        <w:jc w:val="start"/>
+        <w:rPr>
+          <w:rFonts w:ascii="Arial" w:hAnsi="Arial"/>
+        </w:rPr>
+      </w:pPr>
+      <w:r>
+        <w:rPr>
+          <w:rFonts w:ascii="Arial" w:hAnsi="Arial"/>
+        </w:rPr>
+        <w:t>Namun, masih banyak orang yang belum memahami secara mendalam mengenai konsep korelasi, termasuk jenis-jenisnya, kekuatan hubungan, serta cara penerapannya dalam kehidupan sehari-hari. Oleh karena itu, penulisan makalah ini bertujuan untuk memberikan pemahaman yang lebih jelas mengenai korelasi agar dapat digunakan secara tepat dalam berbagai bidang.</w:t>
+      </w:r>
+    </w:p>
+    <w:p>
+      <w:pPr>
+        <w:pStyle w:val="BodyText"/>
+        <w:bidi w:val="0"/>
+        <w:spacing w:lineRule="auto" w:line="360"/>
+        <w:jc w:val="start"/>
+        <w:rPr>
+          <w:rFonts w:ascii="Arial" w:hAnsi="Arial"/>
+        </w:rPr>
+      </w:pPr>
+      <w:r>
+        <w:rPr>
+          <w:rFonts w:ascii="Arial" w:hAnsi="Arial"/>
         </w:rPr>
       </w:r>
     </w:p>
@@ -1372,247 +1404,182 @@
           <w:b/>
           <w:bCs/>
         </w:rPr>
-        <w:t>1.1 Latar Belakang</w:t>
-      </w:r>
-    </w:p>
-    <w:p>
-      <w:pPr>
-        <w:pStyle w:val="BodyText"/>
-        <w:bidi w:val="0"/>
-        <w:spacing w:lineRule="auto" w:line="360"/>
-        <w:jc w:val="start"/>
-        <w:rPr>
-          <w:rFonts w:ascii="Arial" w:hAnsi="Arial"/>
-        </w:rPr>
-      </w:pPr>
-      <w:r>
-        <w:rPr>
-          <w:rFonts w:ascii="Arial" w:hAnsi="Arial"/>
-        </w:rPr>
-        <w:t xml:space="preserve">Dalam kehidupan sehari-hari, manusia sering dihadapkan pada berbagai fenomena yang saling berhubungan satu sama lain. Hubungan tersebut dapat terjadi antara berbagai variabel, seperti hubungan antara waktu belajar dengan prestasi siswa, atau hubungan antara jumlah produksi dengan keuntungan suatu usaha. Untuk memahami hubungan tersebut secara ilmiah, diperlukan suatu metode analisis yang tepat, salah satunya melalui konsep korelasi dalam </w:t>
-      </w:r>
-      <w:r>
-        <w:rPr>
-          <w:rStyle w:val="Strong"/>
-          <w:rFonts w:ascii="Arial" w:hAnsi="Arial"/>
-        </w:rPr>
-        <w:t>Statistika</w:t>
-      </w:r>
-      <w:r>
-        <w:rPr>
-          <w:rFonts w:ascii="Arial" w:hAnsi="Arial"/>
-        </w:rPr>
-        <w:t>.</w:t>
-      </w:r>
-    </w:p>
-    <w:p>
-      <w:pPr>
-        <w:pStyle w:val="BodyText"/>
-        <w:bidi w:val="0"/>
-        <w:spacing w:lineRule="auto" w:line="360"/>
-        <w:jc w:val="start"/>
-        <w:rPr>
-          <w:rFonts w:ascii="Arial" w:hAnsi="Arial"/>
-        </w:rPr>
-      </w:pPr>
-      <w:r>
-        <w:rPr>
-          <w:rFonts w:ascii="Arial" w:hAnsi="Arial"/>
-        </w:rPr>
-        <w:t>Korelasi merupakan alat yang digunakan untuk mengetahui apakah terdapat hubungan antara dua variabel serta seberapa kuat hubungan tersebut. Dengan adanya analisis korelasi, seseorang dapat menarik kesimpulan berdasarkan data yang diperoleh, sehingga keputusan yang diambil menjadi lebih tepat dan objektif. Dalam dunia pendidikan, ekonomi, maupun penelitian ilmiah, korelasi memiliki peranan yang sangat penting dalam menganalisis data.</w:t>
-      </w:r>
-    </w:p>
-    <w:p>
-      <w:pPr>
-        <w:pStyle w:val="BodyText"/>
-        <w:bidi w:val="0"/>
-        <w:spacing w:lineRule="auto" w:line="360"/>
-        <w:jc w:val="start"/>
-        <w:rPr>
-          <w:rFonts w:ascii="Arial" w:hAnsi="Arial"/>
-        </w:rPr>
-      </w:pPr>
-      <w:r>
-        <w:rPr>
-          <w:rFonts w:ascii="Arial" w:hAnsi="Arial"/>
-        </w:rPr>
-        <w:t>Namun, masih banyak orang yang belum memahami secara mendalam mengenai konsep korelasi, termasuk jenis-jenisnya, kekuatan hubungan, serta cara penerapannya dalam kehidupan sehari-hari. Oleh karena itu, penulisan makalah ini bertujuan untuk memberikan pemahaman yang lebih jelas mengenai korelasi agar dapat digunakan secara tepat dalam berbagai bidang.</w:t>
-      </w:r>
-    </w:p>
-    <w:p>
-      <w:pPr>
-        <w:pStyle w:val="BodyText"/>
-        <w:bidi w:val="0"/>
-        <w:spacing w:lineRule="auto" w:line="360"/>
-        <w:jc w:val="start"/>
-        <w:rPr>
-          <w:rFonts w:ascii="Arial" w:hAnsi="Arial"/>
-        </w:rPr>
-      </w:pPr>
-      <w:r>
-        <w:rPr>
-          <w:rFonts w:ascii="Arial" w:hAnsi="Arial"/>
-        </w:rPr>
+        <w:t>1.2 Identifikasi Masalah</w:t>
+      </w:r>
+    </w:p>
+    <w:p>
+      <w:pPr>
+        <w:pStyle w:val="BodyText"/>
+        <w:bidi w:val="0"/>
+        <w:spacing w:lineRule="auto" w:line="360"/>
+        <w:jc w:val="start"/>
+        <w:rPr>
+          <w:rFonts w:ascii="Arial" w:hAnsi="Arial"/>
+        </w:rPr>
+      </w:pPr>
+      <w:r>
+        <w:rPr>
+          <w:rFonts w:ascii="Arial" w:hAnsi="Arial"/>
+        </w:rPr>
+        <w:t>Berdasarkan latar belakang yang telah diuraikan, maka dapat diidentifikasi beberapa permasalahan sebagai berikut:</w:t>
+      </w:r>
+    </w:p>
+    <w:p>
+      <w:pPr>
+        <w:pStyle w:val="BodyText"/>
+        <w:bidi w:val="0"/>
+        <w:spacing w:lineRule="auto" w:line="360" w:before="0" w:after="0"/>
+        <w:jc w:val="start"/>
+        <w:rPr>
+          <w:rFonts w:ascii="Arial" w:hAnsi="Arial"/>
+        </w:rPr>
+      </w:pPr>
+      <w:r>
+        <w:rPr>
+          <w:rFonts w:ascii="Arial" w:hAnsi="Arial"/>
+        </w:rPr>
+        <w:t xml:space="preserve">1. Kurangnya pemahaman mengenai pengertian korelasi. </w:t>
+      </w:r>
+    </w:p>
+    <w:p>
+      <w:pPr>
+        <w:pStyle w:val="BodyText"/>
+        <w:bidi w:val="0"/>
+        <w:spacing w:lineRule="auto" w:line="360" w:before="0" w:after="0"/>
+        <w:jc w:val="start"/>
+        <w:rPr>
+          <w:rFonts w:ascii="Arial" w:hAnsi="Arial"/>
+        </w:rPr>
+      </w:pPr>
+      <w:r>
+        <w:rPr>
+          <w:rFonts w:ascii="Arial" w:hAnsi="Arial"/>
+        </w:rPr>
+        <w:t xml:space="preserve">2. Belum diketahui macam-macam korelasi secara jelas. </w:t>
+      </w:r>
+    </w:p>
+    <w:p>
+      <w:pPr>
+        <w:pStyle w:val="BodyText"/>
+        <w:bidi w:val="0"/>
+        <w:spacing w:lineRule="auto" w:line="360" w:before="0" w:after="0"/>
+        <w:jc w:val="start"/>
+        <w:rPr>
+          <w:rFonts w:ascii="Arial" w:hAnsi="Arial"/>
+        </w:rPr>
+      </w:pPr>
+      <w:r>
+        <w:rPr>
+          <w:rFonts w:ascii="Arial" w:hAnsi="Arial"/>
+        </w:rPr>
+        <w:t xml:space="preserve">3. Kurangnya pengetahuan tentang kekuatan hubungan dalam korelasi. </w:t>
+      </w:r>
+    </w:p>
+    <w:p>
+      <w:pPr>
+        <w:pStyle w:val="BodyText"/>
+        <w:bidi w:val="0"/>
+        <w:spacing w:lineRule="auto" w:line="360"/>
+        <w:jc w:val="start"/>
+        <w:rPr>
+          <w:rFonts w:ascii="Arial" w:hAnsi="Arial"/>
+        </w:rPr>
+      </w:pPr>
+      <w:r>
+        <w:rPr>
+          <w:rFonts w:ascii="Arial" w:hAnsi="Arial"/>
+        </w:rPr>
+        <w:t xml:space="preserve">4. Minimnya pemahaman mengenai penerapan korelasi dalam kehidupan sehari-hari. </w:t>
+      </w:r>
+    </w:p>
+    <w:p>
+      <w:pPr>
+        <w:pStyle w:val="BodyText"/>
+        <w:bidi w:val="0"/>
+        <w:spacing w:lineRule="auto" w:line="360"/>
+        <w:jc w:val="start"/>
+        <w:rPr>
+          <w:rFonts w:ascii="Arial" w:hAnsi="Arial"/>
+        </w:rPr>
+      </w:pPr>
+      <w:r>
+        <w:rPr>
+          <w:rFonts w:ascii="Arial" w:hAnsi="Arial"/>
+        </w:rPr>
+      </w:r>
+    </w:p>
+    <w:p>
+      <w:pPr>
+        <w:pStyle w:val="BodyText"/>
+        <w:bidi w:val="0"/>
+        <w:spacing w:lineRule="auto" w:line="360"/>
+        <w:jc w:val="start"/>
+        <w:rPr>
+          <w:rFonts w:ascii="Arial" w:hAnsi="Arial"/>
+        </w:rPr>
+      </w:pPr>
+      <w:r>
+        <w:rPr>
+          <w:rFonts w:ascii="Arial" w:hAnsi="Arial"/>
+        </w:rPr>
+      </w:r>
+    </w:p>
+    <w:p>
+      <w:pPr>
+        <w:pStyle w:val="BodyText"/>
+        <w:bidi w:val="0"/>
+        <w:spacing w:lineRule="auto" w:line="360"/>
+        <w:jc w:val="start"/>
+        <w:rPr>
+          <w:rFonts w:ascii="Arial" w:hAnsi="Arial"/>
+        </w:rPr>
+      </w:pPr>
+      <w:r>
+        <w:rPr>
+          <w:rFonts w:ascii="Arial" w:hAnsi="Arial"/>
+        </w:rPr>
+      </w:r>
+    </w:p>
+    <w:p>
+      <w:pPr>
+        <w:pStyle w:val="BodyText"/>
+        <w:bidi w:val="0"/>
+        <w:spacing w:lineRule="auto" w:line="360"/>
+        <w:jc w:val="center"/>
+        <w:rPr>
+          <w:rFonts w:ascii="Arial" w:hAnsi="Arial"/>
+          <w:b/>
+          <w:bCs/>
+        </w:rPr>
+      </w:pPr>
+      <w:r>
+        <w:rPr>
+          <w:rFonts w:ascii="Arial" w:hAnsi="Arial"/>
+          <w:b/>
+          <w:bCs/>
+        </w:rPr>
+        <w:t>1</w:t>
       </w:r>
     </w:p>
     <w:p>
       <w:pPr>
         <w:pStyle w:val="Heading4"/>
         <w:bidi w:val="0"/>
-        <w:spacing w:lineRule="auto" w:line="360"/>
-        <w:jc w:val="start"/>
-        <w:rPr>
-          <w:rFonts w:ascii="Arial" w:hAnsi="Arial"/>
-          <w:b w:val="false"/>
-          <w:bCs w:val="false"/>
-        </w:rPr>
-      </w:pPr>
-      <w:r>
-        <w:rPr>
-          <w:rStyle w:val="Strong"/>
-          <w:rFonts w:ascii="Arial" w:hAnsi="Arial"/>
-          <w:b/>
-          <w:bCs/>
-        </w:rPr>
-        <w:t>1.2 Identifikasi Masalah</w:t>
-      </w:r>
-    </w:p>
-    <w:p>
-      <w:pPr>
-        <w:pStyle w:val="BodyText"/>
-        <w:bidi w:val="0"/>
-        <w:spacing w:lineRule="auto" w:line="360"/>
-        <w:jc w:val="start"/>
-        <w:rPr>
-          <w:rFonts w:ascii="Arial" w:hAnsi="Arial"/>
-        </w:rPr>
-      </w:pPr>
-      <w:r>
-        <w:rPr>
-          <w:rFonts w:ascii="Arial" w:hAnsi="Arial"/>
-        </w:rPr>
-        <w:t>Berdasarkan latar belakang yang telah diuraikan, maka dapat diidentifikasi beberapa permasalahan sebagai berikut:</w:t>
-      </w:r>
-    </w:p>
-    <w:p>
-      <w:pPr>
-        <w:pStyle w:val="BodyText"/>
-        <w:bidi w:val="0"/>
-        <w:spacing w:lineRule="auto" w:line="360" w:before="0" w:after="0"/>
-        <w:jc w:val="start"/>
-        <w:rPr>
-          <w:rFonts w:ascii="Arial" w:hAnsi="Arial"/>
-        </w:rPr>
-      </w:pPr>
-      <w:r>
-        <w:rPr>
-          <w:rFonts w:ascii="Arial" w:hAnsi="Arial"/>
-        </w:rPr>
-        <w:t xml:space="preserve">1. Kurangnya pemahaman mengenai pengertian korelasi. </w:t>
-      </w:r>
-    </w:p>
-    <w:p>
-      <w:pPr>
-        <w:pStyle w:val="BodyText"/>
-        <w:bidi w:val="0"/>
-        <w:spacing w:lineRule="auto" w:line="360" w:before="0" w:after="0"/>
-        <w:jc w:val="start"/>
-        <w:rPr>
-          <w:rFonts w:ascii="Arial" w:hAnsi="Arial"/>
-        </w:rPr>
-      </w:pPr>
-      <w:r>
-        <w:rPr>
-          <w:rFonts w:ascii="Arial" w:hAnsi="Arial"/>
-        </w:rPr>
-        <w:t xml:space="preserve">2. Belum diketahui macam-macam korelasi secara jelas. </w:t>
-      </w:r>
-    </w:p>
-    <w:p>
-      <w:pPr>
-        <w:pStyle w:val="BodyText"/>
-        <w:bidi w:val="0"/>
-        <w:spacing w:lineRule="auto" w:line="360" w:before="0" w:after="0"/>
-        <w:jc w:val="start"/>
-        <w:rPr>
-          <w:rFonts w:ascii="Arial" w:hAnsi="Arial"/>
-        </w:rPr>
-      </w:pPr>
-      <w:r>
-        <w:rPr>
-          <w:rFonts w:ascii="Arial" w:hAnsi="Arial"/>
-        </w:rPr>
-        <w:t xml:space="preserve">3. Kurangnya pengetahuan tentang kekuatan hubungan dalam korelasi. </w:t>
-      </w:r>
-    </w:p>
-    <w:p>
-      <w:pPr>
-        <w:pStyle w:val="BodyText"/>
-        <w:bidi w:val="0"/>
-        <w:spacing w:lineRule="auto" w:line="360"/>
-        <w:jc w:val="start"/>
-        <w:rPr>
-          <w:rFonts w:ascii="Arial" w:hAnsi="Arial"/>
-        </w:rPr>
-      </w:pPr>
-      <w:r>
-        <w:rPr>
-          <w:rFonts w:ascii="Arial" w:hAnsi="Arial"/>
-        </w:rPr>
-        <w:t xml:space="preserve">4. Minimnya pemahaman mengenai penerapan korelasi dalam kehidupan sehari-hari. </w:t>
-      </w:r>
-    </w:p>
-    <w:p>
-      <w:pPr>
-        <w:pStyle w:val="BodyText"/>
-        <w:bidi w:val="0"/>
-        <w:spacing w:lineRule="auto" w:line="360"/>
-        <w:jc w:val="start"/>
-        <w:rPr>
-          <w:rFonts w:ascii="Arial" w:hAnsi="Arial"/>
-        </w:rPr>
-      </w:pPr>
-      <w:r>
-        <w:rPr>
-          <w:rFonts w:ascii="Arial" w:hAnsi="Arial"/>
-        </w:rPr>
-      </w:r>
-    </w:p>
-    <w:p>
-      <w:pPr>
-        <w:pStyle w:val="BodyText"/>
-        <w:bidi w:val="0"/>
-        <w:spacing w:lineRule="auto" w:line="360"/>
-        <w:jc w:val="start"/>
-        <w:rPr>
-          <w:rFonts w:ascii="Arial" w:hAnsi="Arial"/>
-        </w:rPr>
-      </w:pPr>
-      <w:r>
-        <w:rPr>
-          <w:rFonts w:ascii="Arial" w:hAnsi="Arial"/>
-        </w:rPr>
-      </w:r>
-    </w:p>
-    <w:p>
-      <w:pPr>
-        <w:pStyle w:val="BodyText"/>
-        <w:bidi w:val="0"/>
-        <w:spacing w:lineRule="auto" w:line="360"/>
-        <w:jc w:val="center"/>
-        <w:rPr>
-          <w:rFonts w:ascii="Arial" w:hAnsi="Arial"/>
-          <w:b/>
-          <w:bCs/>
-        </w:rPr>
-      </w:pPr>
-      <w:r>
-        <w:rPr>
-          <w:rFonts w:ascii="Arial" w:hAnsi="Arial"/>
-          <w:b/>
-          <w:bCs/>
-        </w:rPr>
-        <w:t>1</w:t>
+        <w:spacing w:lineRule="auto" w:line="360" w:before="0" w:after="140"/>
+        <w:jc w:val="start"/>
+        <w:rPr>
+          <w:rStyle w:val="Strong"/>
+          <w:rFonts w:ascii="Arial" w:hAnsi="Arial"/>
+          <w:b w:val="false"/>
+          <w:bCs w:val="false"/>
+        </w:rPr>
+      </w:pPr>
+      <w:r>
+        <w:rPr>
+          <w:rFonts w:ascii="Arial" w:hAnsi="Arial"/>
+          <w:b w:val="false"/>
+          <w:bCs w:val="false"/>
+        </w:rPr>
       </w:r>
     </w:p>
     <w:p>
@@ -1622,146 +1589,125 @@
         <w:spacing w:lineRule="auto" w:line="360" w:before="0" w:after="140"/>
         <w:jc w:val="start"/>
         <w:rPr>
-          <w:rStyle w:val="Strong"/>
-          <w:rFonts w:ascii="Arial" w:hAnsi="Arial"/>
-          <w:b w:val="false"/>
-          <w:bCs w:val="false"/>
-        </w:rPr>
-      </w:pPr>
-      <w:r>
-        <w:rPr>
-          <w:rFonts w:ascii="Arial" w:hAnsi="Arial"/>
-          <w:b w:val="false"/>
-          <w:bCs w:val="false"/>
-        </w:rPr>
+          <w:rFonts w:ascii="Arial" w:hAnsi="Arial"/>
+        </w:rPr>
+      </w:pPr>
+      <w:r>
+        <w:rPr>
+          <w:rStyle w:val="Strong"/>
+          <w:rFonts w:ascii="Arial" w:hAnsi="Arial"/>
+          <w:b/>
+          <w:bCs/>
+        </w:rPr>
+        <w:t>1.3 Perumusan Masalah</w:t>
+      </w:r>
+    </w:p>
+    <w:p>
+      <w:pPr>
+        <w:pStyle w:val="BodyText"/>
+        <w:bidi w:val="0"/>
+        <w:spacing w:lineRule="auto" w:line="360"/>
+        <w:jc w:val="start"/>
+        <w:rPr>
+          <w:rFonts w:ascii="Arial" w:hAnsi="Arial"/>
+        </w:rPr>
+      </w:pPr>
+      <w:r>
+        <w:rPr>
+          <w:rFonts w:ascii="Arial" w:hAnsi="Arial"/>
+        </w:rPr>
+        <w:t>Berdasarkan identifikasi masalah di atas, maka rumusan masalah dalam makalah ini adalah:</w:t>
+      </w:r>
+    </w:p>
+    <w:p>
+      <w:pPr>
+        <w:pStyle w:val="BodyText"/>
+        <w:bidi w:val="0"/>
+        <w:spacing w:lineRule="auto" w:line="360" w:before="0" w:after="0"/>
+        <w:jc w:val="start"/>
+        <w:rPr>
+          <w:rFonts w:ascii="Arial" w:hAnsi="Arial"/>
+        </w:rPr>
+      </w:pPr>
+      <w:r>
+        <w:rPr>
+          <w:rFonts w:ascii="Arial" w:hAnsi="Arial"/>
+        </w:rPr>
+        <w:t xml:space="preserve">1. Apa yang dimaksud dengan korelasi? </w:t>
+      </w:r>
+    </w:p>
+    <w:p>
+      <w:pPr>
+        <w:pStyle w:val="BodyText"/>
+        <w:bidi w:val="0"/>
+        <w:spacing w:lineRule="auto" w:line="360" w:before="0" w:after="0"/>
+        <w:jc w:val="start"/>
+        <w:rPr>
+          <w:rFonts w:ascii="Arial" w:hAnsi="Arial"/>
+        </w:rPr>
+      </w:pPr>
+      <w:r>
+        <w:rPr>
+          <w:rFonts w:ascii="Arial" w:hAnsi="Arial"/>
+        </w:rPr>
+        <w:t xml:space="preserve">2. Apa saja macam-macam korelasi? </w:t>
+      </w:r>
+    </w:p>
+    <w:p>
+      <w:pPr>
+        <w:pStyle w:val="BodyText"/>
+        <w:bidi w:val="0"/>
+        <w:spacing w:lineRule="auto" w:line="360" w:before="0" w:after="0"/>
+        <w:jc w:val="start"/>
+        <w:rPr>
+          <w:rFonts w:ascii="Arial" w:hAnsi="Arial"/>
+        </w:rPr>
+      </w:pPr>
+      <w:r>
+        <w:rPr>
+          <w:rFonts w:ascii="Arial" w:hAnsi="Arial"/>
+        </w:rPr>
+        <w:t xml:space="preserve">3. Bagaimana cara mengetahui kekuatan korelasi? </w:t>
+      </w:r>
+    </w:p>
+    <w:p>
+      <w:pPr>
+        <w:pStyle w:val="BodyText"/>
+        <w:bidi w:val="0"/>
+        <w:spacing w:lineRule="auto" w:line="360" w:before="0" w:after="0"/>
+        <w:jc w:val="start"/>
+        <w:rPr>
+          <w:rFonts w:ascii="Arial" w:hAnsi="Arial"/>
+        </w:rPr>
+      </w:pPr>
+      <w:r>
+        <w:rPr>
+          <w:rFonts w:ascii="Arial" w:hAnsi="Arial"/>
+        </w:rPr>
+        <w:t xml:space="preserve">4. Bagaimana contoh dan analisis korelasi dalam kehidupan sehari-hari? </w:t>
+      </w:r>
+    </w:p>
+    <w:p>
+      <w:pPr>
+        <w:pStyle w:val="BodyText"/>
+        <w:bidi w:val="0"/>
+        <w:spacing w:lineRule="auto" w:line="360"/>
+        <w:jc w:val="start"/>
+        <w:rPr>
+          <w:rFonts w:ascii="Arial" w:hAnsi="Arial"/>
+        </w:rPr>
+      </w:pPr>
+      <w:r>
+        <w:rPr>
+          <w:rFonts w:ascii="Arial" w:hAnsi="Arial"/>
+        </w:rPr>
+        <w:t>5. Mengapa korelasi penting untuk dipelajari?</w:t>
       </w:r>
     </w:p>
     <w:p>
       <w:pPr>
         <w:pStyle w:val="Heading4"/>
         <w:bidi w:val="0"/>
-        <w:spacing w:lineRule="auto" w:line="360" w:before="0" w:after="140"/>
-        <w:jc w:val="start"/>
-        <w:rPr>
-          <w:rFonts w:ascii="Arial" w:hAnsi="Arial"/>
-        </w:rPr>
-      </w:pPr>
-      <w:r>
-        <w:rPr>
-          <w:rStyle w:val="Strong"/>
-          <w:rFonts w:ascii="Arial" w:hAnsi="Arial"/>
-          <w:b/>
-          <w:bCs/>
-        </w:rPr>
-        <w:t>1.3 Perumusan Masalah</w:t>
-      </w:r>
-    </w:p>
-    <w:p>
-      <w:pPr>
-        <w:pStyle w:val="BodyText"/>
-        <w:bidi w:val="0"/>
-        <w:spacing w:lineRule="auto" w:line="360"/>
-        <w:jc w:val="start"/>
-        <w:rPr>
-          <w:rFonts w:ascii="Arial" w:hAnsi="Arial"/>
-        </w:rPr>
-      </w:pPr>
-      <w:r>
-        <w:rPr>
-          <w:rFonts w:ascii="Arial" w:hAnsi="Arial"/>
-        </w:rPr>
-        <w:t>Berdasarkan identifikasi masalah di atas, maka rumusan masalah dalam makalah ini adalah:</w:t>
-      </w:r>
-    </w:p>
-    <w:p>
-      <w:pPr>
-        <w:pStyle w:val="BodyText"/>
-        <w:bidi w:val="0"/>
-        <w:spacing w:lineRule="auto" w:line="360" w:before="0" w:after="0"/>
-        <w:jc w:val="start"/>
-        <w:rPr>
-          <w:rFonts w:ascii="Arial" w:hAnsi="Arial"/>
-        </w:rPr>
-      </w:pPr>
-      <w:r>
-        <w:rPr>
-          <w:rFonts w:ascii="Arial" w:hAnsi="Arial"/>
-        </w:rPr>
-        <w:t xml:space="preserve">1. Apa yang dimaksud dengan korelasi? </w:t>
-      </w:r>
-    </w:p>
-    <w:p>
-      <w:pPr>
-        <w:pStyle w:val="BodyText"/>
-        <w:bidi w:val="0"/>
-        <w:spacing w:lineRule="auto" w:line="360" w:before="0" w:after="0"/>
-        <w:jc w:val="start"/>
-        <w:rPr>
-          <w:rFonts w:ascii="Arial" w:hAnsi="Arial"/>
-        </w:rPr>
-      </w:pPr>
-      <w:r>
-        <w:rPr>
-          <w:rFonts w:ascii="Arial" w:hAnsi="Arial"/>
-        </w:rPr>
-        <w:t xml:space="preserve">2. Apa saja macam-macam korelasi? </w:t>
-      </w:r>
-    </w:p>
-    <w:p>
-      <w:pPr>
-        <w:pStyle w:val="BodyText"/>
-        <w:bidi w:val="0"/>
-        <w:spacing w:lineRule="auto" w:line="360" w:before="0" w:after="0"/>
-        <w:jc w:val="start"/>
-        <w:rPr>
-          <w:rFonts w:ascii="Arial" w:hAnsi="Arial"/>
-        </w:rPr>
-      </w:pPr>
-      <w:r>
-        <w:rPr>
-          <w:rFonts w:ascii="Arial" w:hAnsi="Arial"/>
-        </w:rPr>
-        <w:t xml:space="preserve">3. Bagaimana cara mengetahui kekuatan korelasi? </w:t>
-      </w:r>
-    </w:p>
-    <w:p>
-      <w:pPr>
-        <w:pStyle w:val="BodyText"/>
-        <w:bidi w:val="0"/>
-        <w:spacing w:lineRule="auto" w:line="360" w:before="0" w:after="0"/>
-        <w:jc w:val="start"/>
-        <w:rPr>
-          <w:rFonts w:ascii="Arial" w:hAnsi="Arial"/>
-        </w:rPr>
-      </w:pPr>
-      <w:r>
-        <w:rPr>
-          <w:rFonts w:ascii="Arial" w:hAnsi="Arial"/>
-        </w:rPr>
-        <w:t xml:space="preserve">4. Bagaimana contoh dan analisis korelasi dalam kehidupan sehari-hari? </w:t>
-      </w:r>
-    </w:p>
-    <w:p>
-      <w:pPr>
-        <w:pStyle w:val="BodyText"/>
-        <w:bidi w:val="0"/>
-        <w:spacing w:lineRule="auto" w:line="360"/>
-        <w:jc w:val="start"/>
-        <w:rPr>
-          <w:rFonts w:ascii="Arial" w:hAnsi="Arial"/>
-        </w:rPr>
-      </w:pPr>
-      <w:r>
-        <w:rPr>
-          <w:rFonts w:ascii="Arial" w:hAnsi="Arial"/>
-        </w:rPr>
-        <w:t>5. Mengapa korelasi penting untuk dipelajari?</w:t>
-      </w:r>
-    </w:p>
-    <w:p>
-      <w:pPr>
-        <w:pStyle w:val="Heading4"/>
-        <w:bidi w:val="0"/>
         <w:spacing w:lineRule="auto" w:line="360"/>
         <w:jc w:val="start"/>
         <w:rPr>
@@ -1880,68 +1826,49 @@
       <w:r>
         <w:rPr>
           <w:rFonts w:ascii="Arial" w:hAnsi="Arial"/>
-          <w:b w:val="false"/>
-          <w:bCs w:val="false"/>
-        </w:rPr>
-      </w:r>
-    </w:p>
-    <w:p>
-      <w:pPr>
-        <w:pStyle w:val="BodyText"/>
-        <w:bidi w:val="0"/>
-        <w:spacing w:lineRule="auto" w:line="360"/>
-        <w:jc w:val="center"/>
-        <w:rPr>
-          <w:rFonts w:ascii="Arial" w:hAnsi="Arial"/>
-          <w:b/>
-          <w:bCs/>
-        </w:rPr>
-      </w:pPr>
-      <w:r>
-        <w:rPr>
-          <w:rFonts w:ascii="Arial" w:hAnsi="Arial"/>
-          <w:b/>
-          <w:bCs/>
-        </w:rPr>
-      </w:r>
-    </w:p>
-    <w:p>
-      <w:pPr>
-        <w:pStyle w:val="BodyText"/>
-        <w:bidi w:val="0"/>
-        <w:spacing w:lineRule="auto" w:line="360"/>
-        <w:jc w:val="center"/>
-        <w:rPr>
-          <w:rFonts w:ascii="Arial" w:hAnsi="Arial"/>
-          <w:b/>
-          <w:bCs/>
-        </w:rPr>
-      </w:pPr>
-      <w:r>
-        <w:rPr>
-          <w:rFonts w:ascii="Arial" w:hAnsi="Arial"/>
-          <w:b/>
-          <w:bCs/>
-        </w:rPr>
-      </w:r>
-    </w:p>
-    <w:p>
-      <w:pPr>
-        <w:pStyle w:val="BodyText"/>
-        <w:bidi w:val="0"/>
-        <w:spacing w:lineRule="auto" w:line="360"/>
-        <w:jc w:val="center"/>
-        <w:rPr>
-          <w:rFonts w:ascii="Arial" w:hAnsi="Arial"/>
-          <w:b/>
-          <w:bCs/>
-        </w:rPr>
-      </w:pPr>
-      <w:r>
-        <w:rPr>
-          <w:rFonts w:ascii="Arial" w:hAnsi="Arial"/>
-          <w:b/>
-          <w:bCs/>
+          <w:b/>
+          <w:bCs/>
+        </w:rPr>
+      </w:r>
+    </w:p>
+    <w:p>
+      <w:pPr>
+        <w:pStyle w:val="BodyText"/>
+        <w:bidi w:val="0"/>
+        <w:spacing w:lineRule="auto" w:line="360"/>
+        <w:jc w:val="center"/>
+        <w:rPr>
+          <w:rFonts w:ascii="Arial" w:hAnsi="Arial"/>
+          <w:b/>
+          <w:bCs/>
+        </w:rPr>
+      </w:pPr>
+      <w:r>
+        <w:rPr>
+          <w:rFonts w:ascii="Arial" w:hAnsi="Arial"/>
+          <w:b/>
+          <w:bCs/>
+        </w:rPr>
+      </w:r>
+    </w:p>
+    <w:p>
+      <w:pPr>
+        <w:pStyle w:val="BodyText"/>
+        <w:bidi w:val="0"/>
+        <w:spacing w:lineRule="auto" w:line="360"/>
+        <w:jc w:val="center"/>
+        <w:rPr>
+          <w:sz w:val="32"/>
+          <w:szCs w:val="32"/>
+        </w:rPr>
+      </w:pPr>
+      <w:r>
+        <w:rPr>
+          <w:rFonts w:ascii="Arial" w:hAnsi="Arial"/>
+          <w:b/>
+          <w:bCs/>
+          <w:sz w:val="32"/>
+          <w:szCs w:val="32"/>
         </w:rPr>
         <w:t>BAB 2 – PEMBAHASAN</w:t>
       </w:r>
@@ -2018,6 +1945,38 @@
           <w:rFonts w:ascii="Arial" w:hAnsi="Arial"/>
         </w:rPr>
         <w:t xml:space="preserve"> yang digunakan untuk mengetahui hubungan antara dua variabel atau lebih. Hubungan ini dapat menunjukkan apakah perubahan pada satu variabel akan diikuti oleh perubahan pada variabel lainnya. Korelasi tidak selalu berarti sebab-akibat, tetapi hanya menunjukkan adanya keterkaitan antara dua hal. Misalnya, terdapat hubungan antara waktu belajar dengan nilai ujian siswa. Dengan menggunakan analisis korelasi, peneliti dapat mengetahui seberapa kuat hubungan tersebut dan arah hubungan yang terjadi, apakah positif atau negatif.</w:t>
+      </w:r>
+    </w:p>
+    <w:p>
+      <w:pPr>
+        <w:pStyle w:val="BodyText"/>
+        <w:bidi w:val="0"/>
+        <w:spacing w:lineRule="auto" w:line="360"/>
+        <w:jc w:val="start"/>
+        <w:rPr>
+          <w:rFonts w:ascii="Arial" w:hAnsi="Arial"/>
+        </w:rPr>
+      </w:pPr>
+      <w:r>
+        <w:rPr>
+          <w:rFonts w:ascii="Arial" w:hAnsi="Arial"/>
+        </w:rPr>
+      </w:r>
+    </w:p>
+    <w:p>
+      <w:pPr>
+        <w:pStyle w:val="BodyText"/>
+        <w:bidi w:val="0"/>
+        <w:spacing w:lineRule="auto" w:line="360"/>
+        <w:jc w:val="start"/>
+        <w:rPr>
+          <w:rFonts w:ascii="Arial" w:hAnsi="Arial"/>
+        </w:rPr>
+      </w:pPr>
+      <w:r>
+        <w:rPr>
+          <w:rFonts w:ascii="Arial" w:hAnsi="Arial"/>
+        </w:rPr>
       </w:r>
     </w:p>
     <w:p>
@@ -2319,26 +2278,6 @@
           <w:rFonts w:ascii="Arial" w:hAnsi="Arial"/>
         </w:rPr>
         <w:t xml:space="preserve"> Nomor absen siswa tidak memiliki hubungan dengan hasil nilai ujian.</w:t>
-      </w:r>
-    </w:p>
-    <w:p>
-      <w:pPr>
-        <w:pStyle w:val="BodyText"/>
-        <w:bidi w:val="0"/>
-        <w:spacing w:lineRule="auto" w:line="360"/>
-        <w:jc w:val="start"/>
-        <w:rPr>
-          <w:rFonts w:ascii="Arial" w:hAnsi="Arial"/>
-          <w:b w:val="false"/>
-          <w:bCs w:val="false"/>
-        </w:rPr>
-      </w:pPr>
-      <w:r>
-        <w:rPr>
-          <w:rFonts w:ascii="Arial" w:hAnsi="Arial"/>
-          <w:b w:val="false"/>
-          <w:bCs w:val="false"/>
-        </w:rPr>
       </w:r>
     </w:p>
     <w:p>
@@ -3457,6 +3396,23 @@
         <w:spacing w:lineRule="auto" w:line="360"/>
         <w:jc w:val="center"/>
         <w:rPr>
+          <w:rStyle w:val="Strong"/>
+          <w:rFonts w:ascii="Arial" w:hAnsi="Arial"/>
+        </w:rPr>
+      </w:pPr>
+      <w:r>
+        <w:rPr>
+          <w:rFonts w:ascii="Arial" w:hAnsi="Arial"/>
+        </w:rPr>
+      </w:r>
+    </w:p>
+    <w:p>
+      <w:pPr>
+        <w:pStyle w:val="BodyText"/>
+        <w:bidi w:val="0"/>
+        <w:spacing w:lineRule="auto" w:line="360"/>
+        <w:jc w:val="center"/>
+        <w:rPr>
           <w:rFonts w:ascii="Arial" w:hAnsi="Arial"/>
         </w:rPr>
       </w:pPr>
@@ -3474,18 +3430,40 @@
         <w:bidi w:val="0"/>
         <w:spacing w:lineRule="auto" w:line="360"/>
         <w:jc w:val="center"/>
-        <w:rPr>
-          <w:rFonts w:ascii="Arial" w:hAnsi="Arial"/>
-        </w:rPr>
-      </w:pPr>
-      <w:r>
-        <w:rPr>
-          <w:rStyle w:val="Strong"/>
-          <w:rFonts w:ascii="Arial" w:hAnsi="Arial"/>
-          <w:b/>
-          <w:bCs/>
-        </w:rPr>
-        <w:t>BAB III PENUTUP</w:t>
+        <w:rPr/>
+      </w:pPr>
+      <w:r>
+        <w:rPr>
+          <w:rStyle w:val="Strong"/>
+          <w:rFonts w:ascii="Arial" w:hAnsi="Arial"/>
+          <w:b/>
+          <w:bCs/>
+          <w:sz w:val="32"/>
+          <w:szCs w:val="32"/>
+        </w:rPr>
+        <w:t xml:space="preserve">BAB </w:t>
+      </w:r>
+      <w:r>
+        <w:rPr>
+          <w:rStyle w:val="Strong"/>
+          <w:rFonts w:ascii="Arial" w:hAnsi="Arial"/>
+          <w:b/>
+          <w:bCs/>
+          <w:sz w:val="32"/>
+          <w:szCs w:val="32"/>
+        </w:rPr>
+        <w:t>3 -</w:t>
+      </w:r>
+      <w:r>
+        <w:rPr>
+          <w:rStyle w:val="Strong"/>
+          <w:rFonts w:ascii="Arial" w:hAnsi="Arial"/>
+          <w:b/>
+          <w:bCs/>
+          <w:sz w:val="32"/>
+          <w:szCs w:val="32"/>
+        </w:rPr>
+        <w:t xml:space="preserve"> PENUTUP</w:t>
       </w:r>
     </w:p>
     <w:p>
@@ -3845,18 +3823,16 @@
         <w:bidi w:val="0"/>
         <w:spacing w:lineRule="auto" w:line="360" w:before="0" w:after="0"/>
         <w:jc w:val="center"/>
-        <w:rPr>
-          <w:rFonts w:ascii="Arial" w:hAnsi="Arial"/>
-          <w:b/>
-          <w:bCs/>
-        </w:rPr>
-      </w:pPr>
-      <w:r>
-        <w:rPr>
-          <w:rStyle w:val="Strong"/>
-          <w:rFonts w:ascii="Arial" w:hAnsi="Arial"/>
-          <w:b/>
-          <w:bCs/>
+        <w:rPr/>
+      </w:pPr>
+      <w:r>
+        <w:rPr>
+          <w:rStyle w:val="Strong"/>
+          <w:rFonts w:ascii="Arial" w:hAnsi="Arial"/>
+          <w:b/>
+          <w:bCs/>
+          <w:sz w:val="32"/>
+          <w:szCs w:val="32"/>
         </w:rPr>
         <w:t>DAFTAR PUSTAKA</w:t>
       </w:r>
@@ -4101,26 +4077,6 @@
           <w:iCs/>
         </w:rPr>
         <w:t>“Korelasi”</w:t>
-      </w:r>
-    </w:p>
-    <w:p>
-      <w:pPr>
-        <w:pStyle w:val="BodyText"/>
-        <w:bidi w:val="0"/>
-        <w:spacing w:lineRule="auto" w:line="360" w:before="0" w:after="0"/>
-        <w:jc w:val="start"/>
-        <w:rPr>
-          <w:rFonts w:ascii="Arial" w:hAnsi="Arial"/>
-          <w:b w:val="false"/>
-          <w:bCs w:val="false"/>
-        </w:rPr>
-      </w:pPr>
-      <w:r>
-        <w:rPr>
-          <w:rFonts w:ascii="Arial" w:hAnsi="Arial"/>
-          <w:b w:val="false"/>
-          <w:bCs w:val="false"/>
-        </w:rPr>
       </w:r>
     </w:p>
     <w:p>
